--- a/paper/manuscript.docx
+++ b/paper/manuscript.docx
@@ -9056,7 +9056,7 @@
       <w:r>
         <w:drawing>
           <wp:inline>
-            <wp:extent cx="4397390" cy="3129177"/>
+            <wp:extent cx="4391566" cy="2886935"/>
             <wp:effectExtent b="0" l="0" r="0" t="0"/>
             <wp:docPr descr="Figure 1. Cumulative pass-through of a 1% fuel price increase to the price level, all income and bottom 30% households, with 90% bands." title="" id="106" name="Picture"/>
             <a:graphic>
@@ -9077,7 +9077,7 @@
                   <pic:spPr bwMode="auto">
                     <a:xfrm>
                       <a:off x="0" y="0"/>
-                      <a:ext cx="4397390" cy="3129177"/>
+                      <a:ext cx="4391566" cy="2886935"/>
                     </a:xfrm>
                     <a:prstGeom prst="rect">
                       <a:avLst/>
@@ -9111,7 +9111,7 @@
       <w:r>
         <w:drawing>
           <wp:inline>
-            <wp:extent cx="5334000" cy="2322459"/>
+            <wp:extent cx="5334000" cy="2264952"/>
             <wp:effectExtent b="0" l="0" r="0" t="0"/>
             <wp:docPr descr="Figure 2. Cumulative response of ln(CPI all/CPI bottom 30%) to a 1% fuel price increase, national and 17-region panel. Negative values mean the bottom 30% face larger price increases." title="" id="109" name="Picture"/>
             <a:graphic>
@@ -9132,7 +9132,7 @@
                   <pic:spPr bwMode="auto">
                     <a:xfrm>
                       <a:off x="0" y="0"/>
-                      <a:ext cx="5334000" cy="2322459"/>
+                      <a:ext cx="5334000" cy="2264952"/>
                     </a:xfrm>
                     <a:prstGeom prst="rect">
                       <a:avLst/>
@@ -9166,7 +9166,7 @@
       <w:r>
         <w:drawing>
           <wp:inline>
-            <wp:extent cx="4800600" cy="2420446"/>
+            <wp:extent cx="4800600" cy="2293704"/>
             <wp:effectExtent b="0" l="0" r="0" t="0"/>
             <wp:docPr descr="Figure 3. Cumulative pass-through after 12 months by CPI division, with 90% confidence intervals." title="" id="112" name="Picture"/>
             <a:graphic>
@@ -9187,7 +9187,7 @@
                   <pic:spPr bwMode="auto">
                     <a:xfrm>
                       <a:off x="0" y="0"/>
-                      <a:ext cx="4800600" cy="2420446"/>
+                      <a:ext cx="4800600" cy="2293704"/>
                     </a:xfrm>
                     <a:prstGeom prst="rect">
                       <a:avLst/>
@@ -9221,7 +9221,7 @@
       <w:r>
         <w:drawing>
           <wp:inline>
-            <wp:extent cx="4533900" cy="2064812"/>
+            <wp:extent cx="4533900" cy="1802241"/>
             <wp:effectExtent b="0" l="0" r="0" t="0"/>
             <wp:docPr descr="Figure 4. Additional distributional effect in groups of regions after 12 months, with 90% confidence intervals." title="" id="115" name="Picture"/>
             <a:graphic>
@@ -9242,7 +9242,7 @@
                   <pic:spPr bwMode="auto">
                     <a:xfrm>
                       <a:off x="0" y="0"/>
-                      <a:ext cx="4533900" cy="2064812"/>
+                      <a:ext cx="4533900" cy="1802241"/>
                     </a:xfrm>
                     <a:prstGeom prst="rect">
                       <a:avLst/>
@@ -9276,7 +9276,7 @@
       <w:r>
         <w:drawing>
           <wp:inline>
-            <wp:extent cx="4800600" cy="3353529"/>
+            <wp:extent cx="4800600" cy="3110858"/>
             <wp:effectExtent b="0" l="0" r="0" t="0"/>
             <wp:docPr descr="Figure 5. Robustness of the six-month distributional effect, with 90% confidence intervals." title="" id="118" name="Picture"/>
             <a:graphic>
@@ -9297,7 +9297,7 @@
                   <pic:spPr bwMode="auto">
                     <a:xfrm>
                       <a:off x="0" y="0"/>
-                      <a:ext cx="4800600" cy="3353529"/>
+                      <a:ext cx="4800600" cy="3110858"/>
                     </a:xfrm>
                     <a:prstGeom prst="rect">
                       <a:avLst/>
@@ -9331,7 +9331,7 @@
       <w:r>
         <w:drawing>
           <wp:inline>
-            <wp:extent cx="5334000" cy="2528359"/>
+            <wp:extent cx="5334000" cy="2520845"/>
             <wp:effectExtent b="0" l="0" r="0" t="0"/>
             <wp:docPr descr="Figure 6. Actual price changes in 2026 against the fuel-driven changes predicted by a model estimated on 2001–2025 data." title="" id="121" name="Picture"/>
             <a:graphic>
@@ -9352,7 +9352,7 @@
                   <pic:spPr bwMode="auto">
                     <a:xfrm>
                       <a:off x="0" y="0"/>
-                      <a:ext cx="5334000" cy="2528359"/>
+                      <a:ext cx="5334000" cy="2520845"/>
                     </a:xfrm>
                     <a:prstGeom prst="rect">
                       <a:avLst/>
@@ -9386,7 +9386,7 @@
       <w:r>
         <w:drawing>
           <wp:inline>
-            <wp:extent cx="4800600" cy="2441214"/>
+            <wp:extent cx="4800600" cy="2242829"/>
             <wp:effectExtent b="0" l="0" r="0" t="0"/>
             <wp:docPr descr="Figure 7. Item contributions to the difference between bottom-30% and all-income price changes, December 2025 to August 2026." title="" id="124" name="Picture"/>
             <a:graphic>
@@ -9407,7 +9407,7 @@
                   <pic:spPr bwMode="auto">
                     <a:xfrm>
                       <a:off x="0" y="0"/>
-                      <a:ext cx="4800600" cy="2441214"/>
+                      <a:ext cx="4800600" cy="2242829"/>
                     </a:xfrm>
                     <a:prstGeom prst="rect">
                       <a:avLst/>

--- a/paper/manuscript.docx
+++ b/paper/manuscript.docx
@@ -78,7 +78,7 @@
         <w:t xml:space="preserve">E31, Q41, I32, D31, R12</w:t>
       </w:r>
     </w:p>
-    <w:bookmarkStart w:id="12" w:name="introduction"/>
+    <w:bookmarkStart w:id="21" w:name="introduction"/>
     <w:p>
       <w:pPr>
         <w:pStyle w:val="Heading1"/>
@@ -87,7 +87,7 @@
         <w:t xml:space="preserve">1. Introduction</w:t>
       </w:r>
     </w:p>
-    <w:bookmarkStart w:id="9" w:name="motivation"/>
+    <w:bookmarkStart w:id="18" w:name="motivation"/>
     <w:p>
       <w:pPr>
         <w:pStyle w:val="Heading2"/>
@@ -213,8 +213,8 @@
         <w:t xml:space="preserve">: prices for the richest quintile rise more than for the poorest, because richer households spend more on transport. If that holds in the Philippines, broad fuel tax cuts would mainly benefit better-off households, and the case for targeted relief would rest on the level of the poor’s losses rather than on their relative burden. If it does not, the design of relief changes.</w:t>
       </w:r>
     </w:p>
-    <w:bookmarkEnd w:id="9"/>
-    <w:bookmarkStart w:id="10" w:name="this-paper"/>
+    <w:bookmarkEnd w:id="18"/>
+    <w:bookmarkStart w:id="19" w:name="this-paper"/>
     <w:p>
       <w:pPr>
         <w:pStyle w:val="Heading2"/>
@@ -316,8 +316,8 @@
         <w:t xml:space="preserve">— and validate our implementation before using it: on EU data, our estimates reproduce their benchmark that retail fuel prices pass through to inflation about three times as strongly as crude oil prices.</w:t>
       </w:r>
     </w:p>
-    <w:bookmarkEnd w:id="10"/>
-    <w:bookmarkStart w:id="11" w:name="related-literature-and-contribution"/>
+    <w:bookmarkEnd w:id="19"/>
+    <w:bookmarkStart w:id="20" w:name="related-literature-and-contribution"/>
     <w:p>
       <w:pPr>
         <w:pStyle w:val="Heading2"/>
@@ -779,9 +779,9 @@
         <w:t xml:space="preserve">the same categories. Third, we bring the 2026 shock into the analysis: we test the historical model out of sample, quantify the fuel-driven cost for a poverty-line family by region, and show that rice, not fuel, accounted for most of the poor’s excess inflation in 2026.</w:t>
       </w:r>
     </w:p>
-    <w:bookmarkEnd w:id="11"/>
-    <w:bookmarkEnd w:id="12"/>
-    <w:bookmarkStart w:id="17" w:name="methods"/>
+    <w:bookmarkEnd w:id="20"/>
+    <w:bookmarkEnd w:id="21"/>
+    <w:bookmarkStart w:id="26" w:name="methods"/>
     <w:p>
       <w:pPr>
         <w:pStyle w:val="Heading1"/>
@@ -790,7 +790,7 @@
         <w:t xml:space="preserve">2. Methods</w:t>
       </w:r>
     </w:p>
-    <w:bookmarkStart w:id="13" w:name="data"/>
+    <w:bookmarkStart w:id="22" w:name="data"/>
     <w:p>
       <w:pPr>
         <w:pStyle w:val="Heading2"/>
@@ -946,8 +946,8 @@
         <w:t xml:space="preserve">.</w:t>
       </w:r>
     </w:p>
-    <w:bookmarkEnd w:id="13"/>
-    <w:bookmarkStart w:id="14" w:name="specification"/>
+    <w:bookmarkEnd w:id="22"/>
+    <w:bookmarkStart w:id="23" w:name="specification"/>
     <w:p>
       <w:pPr>
         <w:pStyle w:val="Heading2"/>
@@ -1667,8 +1667,8 @@
         <w:t xml:space="preserve">, one group at a time: high poverty (2018 poverty incidence above the median; range 2.2–60.4%), high food share (food share of the regional basket above the median; range 29.5–59.4%), Mindanao, and island regions.</w:t>
       </w:r>
     </w:p>
-    <w:bookmarkEnd w:id="14"/>
-    <w:bookmarkStart w:id="15" w:name="the-2026-episode"/>
+    <w:bookmarkEnd w:id="23"/>
+    <w:bookmarkStart w:id="24" w:name="the-2026-episode"/>
     <w:p>
       <w:pPr>
         <w:pStyle w:val="Heading2"/>
@@ -1860,8 +1860,8 @@
         <w:t xml:space="preserve">which we compare with the actual change. Regionally, we apply the pooled panel responses to each region’s own fuel path. The fuel-driven rise in the bottom-30% CPI is converted into pesos for a family of five living at the official poverty line: PSA’s 2023 regional per-capita poverty threshold × 5 / 12, carried to December 2025 with the regional bottom-30% CPI. Finally, we decompose the actual December 2025–August 2026 change in each index into item contributions, using the fixed 2018 weights of each basket. This decomposition is descriptive and involves no model.</w:t>
       </w:r>
     </w:p>
-    <w:bookmarkEnd w:id="15"/>
-    <w:bookmarkStart w:id="16" w:name="validation-and-pre-specification"/>
+    <w:bookmarkEnd w:id="24"/>
+    <w:bookmarkStart w:id="25" w:name="validation-and-pre-specification"/>
     <w:p>
       <w:pPr>
         <w:pStyle w:val="Heading2"/>
@@ -1909,9 +1909,9 @@
         <w:t xml:space="preserve">The national, regional and robustness specifications in Section 3 were recorded in the project’s decision log before any Philippine estimate was produced. Analyses added after the first results — the comparison of bottom-30% and all-income components, the sub-period splits and the 2026 episode — are labelled as supplementary throughout. All data, code and the log are available in the replication package.</w:t>
       </w:r>
     </w:p>
-    <w:bookmarkEnd w:id="16"/>
-    <w:bookmarkEnd w:id="17"/>
-    <w:bookmarkStart w:id="24" w:name="results"/>
+    <w:bookmarkEnd w:id="25"/>
+    <w:bookmarkEnd w:id="26"/>
+    <w:bookmarkStart w:id="33" w:name="results"/>
     <w:p>
       <w:pPr>
         <w:pStyle w:val="Heading1"/>
@@ -1920,7 +1920,7 @@
         <w:t xml:space="preserve">3. Results</w:t>
       </w:r>
     </w:p>
-    <w:bookmarkStart w:id="18" w:name="pass-through-to-the-price-level-rq1"/>
+    <w:bookmarkStart w:id="27" w:name="pass-through-to-the-price-level-rq1"/>
     <w:p>
       <w:pPr>
         <w:pStyle w:val="Heading2"/>
@@ -1973,8 +1973,8 @@
         <w:t xml:space="preserve">World crude prices understate the pass-through, as the reference study found for the EU. With Dubai crude in pesos as the shock, the cumulative response after a year is 0.041, about 40% of the retail estimate. Retail fuel prices embed taxes, margins and the exchange rate, all of which move with the shock and reach consumers.</w:t>
       </w:r>
     </w:p>
-    <w:bookmarkEnd w:id="18"/>
-    <w:bookmarkStart w:id="19" w:name="who-pays-more-rq2"/>
+    <w:bookmarkEnd w:id="27"/>
+    <w:bookmarkStart w:id="28" w:name="who-pays-more-rq2"/>
     <w:p>
       <w:pPr>
         <w:pStyle w:val="Heading2"/>
@@ -2008,8 +2008,8 @@
         <w:t xml:space="preserve">The magnitude is modest. After six months, a 10% fuel price increase raises the bottom-30% price level about 0.2 pp more than the all-income level (panel estimate), against a total increase of about 0.9 pp. The two groups’ cumulative responses are close (0.095 and 0.087 after six months; both 0.102 after a year), but the bottom-30% response builds faster.</w:t>
       </w:r>
     </w:p>
-    <w:bookmarkEnd w:id="19"/>
-    <w:bookmarkStart w:id="20" w:name="channels-rq3"/>
+    <w:bookmarkEnd w:id="28"/>
+    <w:bookmarkStart w:id="29" w:name="channels-rq3"/>
     <w:p>
       <w:pPr>
         <w:pStyle w:val="Heading2"/>
@@ -2058,8 +2058,8 @@
         <w:t xml:space="preserve">The bottom-30% component indices, available from 2013, show where (supplementary analysis). After a year, the bottom-30% housing, water, electricity and gas index rises 0.182 per 1% fuel increase against 0.142 for all households, and its food index 0.067 against 0.055, while its transport index rises less (0.196 against 0.300), because it is dominated by fares rather than motor fuel. At the item level (Table 7), LPG prices respond almost identically in the two baskets (0.730 and 0.722), and the two groups give LPG almost the same budget share (1.27% and 1.33%). Kerosene responds strongly (1.111), but has a weight of only 0.27% even for the poor. Solid fuels — charcoal and wood — take 4.02% of the poor’s budget against 0.87% of the average, but barely respond to fuel prices (0.038). Passenger fares in the bottom-30% basket have historically responded little (0.010, against 0.071 for all households), consistent with regulated jeepney fares that adjust infrequently.</w:t>
       </w:r>
     </w:p>
-    <w:bookmarkEnd w:id="20"/>
-    <w:bookmarkStart w:id="21" w:name="regional-differences-rq4"/>
+    <w:bookmarkEnd w:id="29"/>
+    <w:bookmarkStart w:id="30" w:name="regional-differences-rq4"/>
     <w:p>
       <w:pPr>
         <w:pStyle w:val="Heading2"/>
@@ -2092,8 +2092,8 @@
         <w:t xml:space="preserve">gap (0.0100, s.e. 0.0052), opposite to the hypothesis. The Mindanao and food-share interactions are significant at the 10% level, but with four groups tested none survives a Bonferroni correction. We read the regional evidence as suggestive, not conclusive.</w:t>
       </w:r>
     </w:p>
-    <w:bookmarkEnd w:id="21"/>
-    <w:bookmarkStart w:id="22" w:name="robustness-and-stability"/>
+    <w:bookmarkEnd w:id="30"/>
+    <w:bookmarkStart w:id="31" w:name="robustness-and-stability"/>
     <w:p>
       <w:pPr>
         <w:pStyle w:val="Heading2"/>
@@ -2118,8 +2118,8 @@
         <w:t xml:space="preserve">The short-sample checks reflect a genuine change over time. In the regional panel, the six-month gap is −0.0541 (s.e. 0.0197) over 2001–2012 and −0.0091 (s.e. 0.0064) over 2013–2026 (supplementary analysis). Excluding 2008, the year of the global rice price crisis, leaves a significant panel estimate of −0.0177 (s.e. 0.0073). The regressive effect of fuel shocks was therefore strongest in the 2000s and has weakened, though not reversed, since. For the price level, pass-through is somewhat larger for fuel price increases than decreases (an additional 0.079 after a year, s.e. 0.079), but the difference is not significant.</w:t>
       </w:r>
     </w:p>
-    <w:bookmarkEnd w:id="22"/>
-    <w:bookmarkStart w:id="23" w:name="the-2026-shock"/>
+    <w:bookmarkEnd w:id="31"/>
+    <w:bookmarkStart w:id="32" w:name="the-2026-shock"/>
     <w:p>
       <w:pPr>
         <w:pStyle w:val="Heading2"/>
@@ -2180,9 +2180,9 @@
         <w:t xml:space="preserve">Regionally (Table 6), the fuel-driven rise in the bottom-30% CPI by August ranges narrowly, because the pooled responses are applied to regional fuel paths that moved together. For a family of five at the poverty line, it amounts to about PHP 467 a month nationally (PHP 390 in XII SOCCSKSARGEN to PHP 633 in the National Capital Region), out of a total price-driven increase in the cost of the poverty-line basket of about PHP 907 a month. Actual bottom-30% inflation, however, differed widely: it was highest in XI Davao (8.5), BARMM (7.9), VI Western Visayas (7.5), XIII Caraga (7.1), IX Zamboanga Peninsula (7.1), against 3.5 in the National Capital Region (log points). Fuel explains on average about 72% of the rise in NCR, CAR and Regions I to IV-A, and only 44% in the six Mindanao regions.</w:t>
       </w:r>
     </w:p>
-    <w:bookmarkEnd w:id="23"/>
-    <w:bookmarkEnd w:id="24"/>
-    <w:bookmarkStart w:id="29" w:name="discussion"/>
+    <w:bookmarkEnd w:id="32"/>
+    <w:bookmarkEnd w:id="33"/>
+    <w:bookmarkStart w:id="38" w:name="discussion"/>
     <w:p>
       <w:pPr>
         <w:pStyle w:val="Heading1"/>
@@ -2191,7 +2191,7 @@
         <w:t xml:space="preserve">4. Discussion</w:t>
       </w:r>
     </w:p>
-    <w:bookmarkStart w:id="25" w:name="main-findings"/>
+    <w:bookmarkStart w:id="34" w:name="main-findings"/>
     <w:p>
       <w:pPr>
         <w:pStyle w:val="Heading2"/>
@@ -2239,8 +2239,8 @@
         <w:t xml:space="preserve">These results are consistent with the view that a single-country test with official income-group indices can overturn conclusions drawn from reconstructed indices. Quintile CPIs built from survey shares apply national component prices to each group’s weights. That method rules out, by construction, the within-category differences that drive our result. Our weight-only decomposition, which mimics it, reproduces the progressive sign of the cross-country literature; the official bottom-30% index does not.</w:t>
       </w:r>
     </w:p>
-    <w:bookmarkEnd w:id="25"/>
-    <w:bookmarkStart w:id="26" w:name="policy-implications"/>
+    <w:bookmarkEnd w:id="34"/>
+    <w:bookmarkStart w:id="35" w:name="policy-implications"/>
     <w:p>
       <w:pPr>
         <w:pStyle w:val="Heading2"/>
@@ -2355,8 +2355,8 @@
         <w:t xml:space="preserve">For monetary policy, the results suggest that the second-round effects of a fuel shock build over at least a year, and that analyses based on crude oil prices understate them by more than half. Since the burden falls slightly harder on the poor, policy rate increases aimed at second-round effects need to be accompanied by targeted fiscal support rather than broad fuel tax cuts.</w:t>
       </w:r>
     </w:p>
-    <w:bookmarkEnd w:id="26"/>
-    <w:bookmarkStart w:id="27" w:name="limitations"/>
+    <w:bookmarkEnd w:id="35"/>
+    <w:bookmarkStart w:id="36" w:name="limitations"/>
     <w:p>
       <w:pPr>
         <w:pStyle w:val="Heading2"/>
@@ -2424,8 +2424,8 @@
         <w:t xml:space="preserve">used as an instrument would strengthen the causal interpretation. Second, our contrast compares the bottom 30% with all households, not the poorest with the richest, and so understates differences between groups. Third, the bottom-30% series before 2018 are PSA backcasts, and the gap is somewhat larger in months when the base changes, although dummies for those months leave the results unchanged. Fourth, the distributional effect is concentrated in 2001–2012 and is sensitive to macro controls and to the short alternative fuel series; we regard it as robust in sign but uncertain in size. Fifth, the 2026 analysis covers only eight months, and the decomposition of the 2026 gap is descriptive: we cannot separate the oil-related part of the rice increase from trade-policy and supply factors. The ranges reported for the 2026 fuel-driven changes are indicative, combining the per-horizon bands without their covariance. Sixth, regional tests involve four groups and 17 units, and none survives a multiple-testing correction. Finally, price indices measure the cost of a fixed basket; they ignore substitution and the income effects of oil shocks on the poor, such as lower earnings for drivers and farmers.</w:t>
       </w:r>
     </w:p>
-    <w:bookmarkEnd w:id="27"/>
-    <w:bookmarkStart w:id="28" w:name="conclusion"/>
+    <w:bookmarkEnd w:id="36"/>
+    <w:bookmarkStart w:id="37" w:name="conclusion"/>
     <w:p>
       <w:pPr>
         <w:pStyle w:val="Heading2"/>
@@ -2442,9 +2442,9 @@
         <w:t xml:space="preserve">The 2026 oil shock raised prices for poor Filipino households faster than for the average household. Our estimates show that this is not an accident of 2026. Over twenty-five years, fuel price shocks have been at best neutral and often regressive in the Philippines, contrary to the cross-country evidence, because the poor’s food, utilities and fares absorb more of the shock than their small spending on motor fuel would suggest. The policy lesson is to protect the poor with transfers sized to their own price index and with attention to rice and fares, rather than with broad cuts in fuel taxes.</w:t>
       </w:r>
     </w:p>
-    <w:bookmarkEnd w:id="28"/>
-    <w:bookmarkEnd w:id="29"/>
-    <w:bookmarkStart w:id="30" w:name="declarations"/>
+    <w:bookmarkEnd w:id="37"/>
+    <w:bookmarkEnd w:id="38"/>
+    <w:bookmarkStart w:id="39" w:name="declarations"/>
     <w:p>
       <w:pPr>
         <w:pStyle w:val="Heading1"/>
@@ -2539,8 +2539,8 @@
         <w:t xml:space="preserve">[To be completed.]</w:t>
       </w:r>
     </w:p>
-    <w:bookmarkEnd w:id="30"/>
-    <w:bookmarkStart w:id="103" w:name="references"/>
+    <w:bookmarkEnd w:id="39"/>
+    <w:bookmarkStart w:id="112" w:name="references"/>
     <w:p>
       <w:pPr>
         <w:pStyle w:val="Heading1"/>
@@ -2549,8 +2549,8 @@
         <w:t xml:space="preserve">References</w:t>
       </w:r>
     </w:p>
-    <w:bookmarkStart w:id="102" w:name="refs"/>
-    <w:bookmarkStart w:id="32" w:name="ref-allon_pineda_etal_2026"/>
+    <w:bookmarkStart w:id="111" w:name="refs"/>
+    <w:bookmarkStart w:id="41" w:name="ref-allon_pineda_etal_2026"/>
     <w:p>
       <w:pPr>
         <w:pStyle w:val="Bibliography"/>
@@ -2583,7 +2583,7 @@
       <w:r>
         <w:t xml:space="preserve"> </w:t>
       </w:r>
-      <w:hyperlink r:id="rId31">
+      <w:hyperlink r:id="rId40">
         <w:r>
           <w:rPr>
             <w:rStyle w:val="Hyperlink"/>
@@ -2595,8 +2595,8 @@
         <w:t xml:space="preserve">.</w:t>
       </w:r>
     </w:p>
-    <w:bookmarkEnd w:id="32"/>
-    <w:bookmarkStart w:id="34" w:name="ref-armas_2021"/>
+    <w:bookmarkEnd w:id="41"/>
+    <w:bookmarkStart w:id="43" w:name="ref-armas_2021"/>
     <w:p>
       <w:pPr>
         <w:pStyle w:val="Bibliography"/>
@@ -2638,7 +2638,7 @@
       <w:r>
         <w:t xml:space="preserve"> </w:t>
       </w:r>
-      <w:hyperlink r:id="rId33">
+      <w:hyperlink r:id="rId42">
         <w:r>
           <w:rPr>
             <w:rStyle w:val="Hyperlink"/>
@@ -2650,8 +2650,8 @@
         <w:t xml:space="preserve">.</w:t>
       </w:r>
     </w:p>
-    <w:bookmarkEnd w:id="34"/>
-    <w:bookmarkStart w:id="36" w:name="ref-baumeister_hamilton_2019"/>
+    <w:bookmarkEnd w:id="43"/>
+    <w:bookmarkStart w:id="45" w:name="ref-baumeister_hamilton_2019"/>
     <w:p>
       <w:pPr>
         <w:pStyle w:val="Bibliography"/>
@@ -2684,7 +2684,7 @@
       <w:r>
         <w:t xml:space="preserve"> </w:t>
       </w:r>
-      <w:hyperlink r:id="rId35">
+      <w:hyperlink r:id="rId44">
         <w:r>
           <w:rPr>
             <w:rStyle w:val="Hyperlink"/>
@@ -2696,8 +2696,8 @@
         <w:t xml:space="preserve">.</w:t>
       </w:r>
     </w:p>
-    <w:bookmarkEnd w:id="36"/>
-    <w:bookmarkStart w:id="37" w:name="ref-blanchard_gali_2010"/>
+    <w:bookmarkEnd w:id="45"/>
+    <w:bookmarkStart w:id="46" w:name="ref-blanchard_gali_2010"/>
     <w:p>
       <w:pPr>
         <w:pStyle w:val="Bibliography"/>
@@ -2728,8 +2728,8 @@
         <w:t xml:space="preserve">, edited by Jordi Galí and Mark J. Gertler. University of Chicago Press.</w:t>
       </w:r>
     </w:p>
-    <w:bookmarkEnd w:id="37"/>
-    <w:bookmarkStart w:id="39" w:name="ref-choi_etal_2018"/>
+    <w:bookmarkEnd w:id="46"/>
+    <w:bookmarkStart w:id="48" w:name="ref-choi_etal_2018"/>
     <w:p>
       <w:pPr>
         <w:pStyle w:val="Bibliography"/>
@@ -2762,7 +2762,7 @@
       <w:r>
         <w:t xml:space="preserve"> </w:t>
       </w:r>
-      <w:hyperlink r:id="rId38">
+      <w:hyperlink r:id="rId47">
         <w:r>
           <w:rPr>
             <w:rStyle w:val="Hyperlink"/>
@@ -2774,8 +2774,8 @@
         <w:t xml:space="preserve">.</w:t>
       </w:r>
     </w:p>
-    <w:bookmarkEnd w:id="39"/>
-    <w:bookmarkStart w:id="41" w:name="ref-coady_etal_2015"/>
+    <w:bookmarkEnd w:id="48"/>
+    <w:bookmarkStart w:id="50" w:name="ref-coady_etal_2015"/>
     <w:p>
       <w:pPr>
         <w:pStyle w:val="Bibliography"/>
@@ -2799,7 +2799,7 @@
       <w:r>
         <w:t xml:space="preserve"> </w:t>
       </w:r>
-      <w:hyperlink r:id="rId40">
+      <w:hyperlink r:id="rId49">
         <w:r>
           <w:rPr>
             <w:rStyle w:val="Hyperlink"/>
@@ -2811,8 +2811,8 @@
         <w:t xml:space="preserve">.</w:t>
       </w:r>
     </w:p>
-    <w:bookmarkEnd w:id="41"/>
-    <w:bookmarkStart w:id="43" w:name="ref-dorband_etal_2019"/>
+    <w:bookmarkEnd w:id="50"/>
+    <w:bookmarkStart w:id="52" w:name="ref-dorband_etal_2019"/>
     <w:p>
       <w:pPr>
         <w:pStyle w:val="Bibliography"/>
@@ -2845,7 +2845,7 @@
       <w:r>
         <w:t xml:space="preserve"> </w:t>
       </w:r>
-      <w:hyperlink r:id="rId42">
+      <w:hyperlink r:id="rId51">
         <w:r>
           <w:rPr>
             <w:rStyle w:val="Hyperlink"/>
@@ -2857,8 +2857,8 @@
         <w:t xml:space="preserve">.</w:t>
       </w:r>
     </w:p>
-    <w:bookmarkEnd w:id="43"/>
-    <w:bookmarkStart w:id="45" w:name="ref-driscoll_kraay_1998"/>
+    <w:bookmarkEnd w:id="52"/>
+    <w:bookmarkStart w:id="54" w:name="ref-driscoll_kraay_1998"/>
     <w:p>
       <w:pPr>
         <w:pStyle w:val="Bibliography"/>
@@ -2891,7 +2891,7 @@
       <w:r>
         <w:t xml:space="preserve"> </w:t>
       </w:r>
-      <w:hyperlink r:id="rId44">
+      <w:hyperlink r:id="rId53">
         <w:r>
           <w:rPr>
             <w:rStyle w:val="Hyperlink"/>
@@ -2903,8 +2903,8 @@
         <w:t xml:space="preserve">.</w:t>
       </w:r>
     </w:p>
-    <w:bookmarkEnd w:id="45"/>
-    <w:bookmarkStart w:id="47" w:name="ref-easterly_fischer_2001"/>
+    <w:bookmarkEnd w:id="54"/>
+    <w:bookmarkStart w:id="56" w:name="ref-easterly_fischer_2001"/>
     <w:p>
       <w:pPr>
         <w:pStyle w:val="Bibliography"/>
@@ -2937,7 +2937,7 @@
       <w:r>
         <w:t xml:space="preserve"> </w:t>
       </w:r>
-      <w:hyperlink r:id="rId46">
+      <w:hyperlink r:id="rId55">
         <w:r>
           <w:rPr>
             <w:rStyle w:val="Hyperlink"/>
@@ -2949,8 +2949,8 @@
         <w:t xml:space="preserve">.</w:t>
       </w:r>
     </w:p>
-    <w:bookmarkEnd w:id="47"/>
-    <w:bookmarkStart w:id="49" w:name="ref-ec_wob_2026"/>
+    <w:bookmarkEnd w:id="56"/>
+    <w:bookmarkStart w:id="58" w:name="ref-ec_wob_2026"/>
     <w:p>
       <w:pPr>
         <w:pStyle w:val="Bibliography"/>
@@ -2974,7 +2974,7 @@
       <w:r>
         <w:t xml:space="preserve"> </w:t>
       </w:r>
-      <w:hyperlink r:id="rId48">
+      <w:hyperlink r:id="rId57">
         <w:r>
           <w:rPr>
             <w:rStyle w:val="Hyperlink"/>
@@ -2986,8 +2986,8 @@
         <w:t xml:space="preserve">.</w:t>
       </w:r>
     </w:p>
-    <w:bookmarkEnd w:id="49"/>
-    <w:bookmarkStart w:id="51" w:name="ref-gelos_ustyugova_2017"/>
+    <w:bookmarkEnd w:id="58"/>
+    <w:bookmarkStart w:id="60" w:name="ref-gelos_ustyugova_2017"/>
     <w:p>
       <w:pPr>
         <w:pStyle w:val="Bibliography"/>
@@ -3020,7 +3020,7 @@
       <w:r>
         <w:t xml:space="preserve"> </w:t>
       </w:r>
-      <w:hyperlink r:id="rId50">
+      <w:hyperlink r:id="rId59">
         <w:r>
           <w:rPr>
             <w:rStyle w:val="Hyperlink"/>
@@ -3032,8 +3032,8 @@
         <w:t xml:space="preserve">.</w:t>
       </w:r>
     </w:p>
-    <w:bookmarkEnd w:id="51"/>
-    <w:bookmarkStart w:id="53" w:name="ref-jaravel_2021"/>
+    <w:bookmarkEnd w:id="60"/>
+    <w:bookmarkStart w:id="62" w:name="ref-jaravel_2021"/>
     <w:p>
       <w:pPr>
         <w:pStyle w:val="Bibliography"/>
@@ -3066,7 +3066,7 @@
       <w:r>
         <w:t xml:space="preserve"> </w:t>
       </w:r>
-      <w:hyperlink r:id="rId52">
+      <w:hyperlink r:id="rId61">
         <w:r>
           <w:rPr>
             <w:rStyle w:val="Hyperlink"/>
@@ -3078,8 +3078,8 @@
         <w:t xml:space="preserve">.</w:t>
       </w:r>
     </w:p>
-    <w:bookmarkEnd w:id="53"/>
-    <w:bookmarkStart w:id="55" w:name="ref-jorda_2005"/>
+    <w:bookmarkEnd w:id="62"/>
+    <w:bookmarkStart w:id="64" w:name="ref-jorda_2005"/>
     <w:p>
       <w:pPr>
         <w:pStyle w:val="Bibliography"/>
@@ -3112,7 +3112,7 @@
       <w:r>
         <w:t xml:space="preserve"> </w:t>
       </w:r>
-      <w:hyperlink r:id="rId54">
+      <w:hyperlink r:id="rId63">
         <w:r>
           <w:rPr>
             <w:rStyle w:val="Hyperlink"/>
@@ -3124,8 +3124,8 @@
         <w:t xml:space="preserve">.</w:t>
       </w:r>
     </w:p>
-    <w:bookmarkEnd w:id="55"/>
-    <w:bookmarkStart w:id="57" w:name="ref-kanzig_2021"/>
+    <w:bookmarkEnd w:id="64"/>
+    <w:bookmarkStart w:id="66" w:name="ref-kanzig_2021"/>
     <w:p>
       <w:pPr>
         <w:pStyle w:val="Bibliography"/>
@@ -3170,7 +3170,7 @@
       <w:r>
         <w:t xml:space="preserve"> </w:t>
       </w:r>
-      <w:hyperlink r:id="rId56">
+      <w:hyperlink r:id="rId65">
         <w:r>
           <w:rPr>
             <w:rStyle w:val="Hyperlink"/>
@@ -3182,8 +3182,8 @@
         <w:t xml:space="preserve">.</w:t>
       </w:r>
     </w:p>
-    <w:bookmarkEnd w:id="57"/>
-    <w:bookmarkStart w:id="59" w:name="ref-kaplan_schulhofer_2017"/>
+    <w:bookmarkEnd w:id="66"/>
+    <w:bookmarkStart w:id="68" w:name="ref-kaplan_schulhofer_2017"/>
     <w:p>
       <w:pPr>
         <w:pStyle w:val="Bibliography"/>
@@ -3216,7 +3216,7 @@
       <w:r>
         <w:t xml:space="preserve"> </w:t>
       </w:r>
-      <w:hyperlink r:id="rId58">
+      <w:hyperlink r:id="rId67">
         <w:r>
           <w:rPr>
             <w:rStyle w:val="Hyperlink"/>
@@ -3228,8 +3228,8 @@
         <w:t xml:space="preserve">.</w:t>
       </w:r>
     </w:p>
-    <w:bookmarkEnd w:id="59"/>
-    <w:bookmarkStart w:id="61" w:name="ref-kataoka_2022"/>
+    <w:bookmarkEnd w:id="68"/>
+    <w:bookmarkStart w:id="70" w:name="ref-kataoka_2022"/>
     <w:p>
       <w:pPr>
         <w:pStyle w:val="Bibliography"/>
@@ -3271,7 +3271,7 @@
       <w:r>
         <w:t xml:space="preserve"> </w:t>
       </w:r>
-      <w:hyperlink r:id="rId60">
+      <w:hyperlink r:id="rId69">
         <w:r>
           <w:rPr>
             <w:rStyle w:val="Hyperlink"/>
@@ -3283,8 +3283,8 @@
         <w:t xml:space="preserve">.</w:t>
       </w:r>
     </w:p>
-    <w:bookmarkEnd w:id="61"/>
-    <w:bookmarkStart w:id="63" w:name="ref-kilian_2009"/>
+    <w:bookmarkEnd w:id="70"/>
+    <w:bookmarkStart w:id="72" w:name="ref-kilian_2009"/>
     <w:p>
       <w:pPr>
         <w:pStyle w:val="Bibliography"/>
@@ -3317,7 +3317,7 @@
       <w:r>
         <w:t xml:space="preserve"> </w:t>
       </w:r>
-      <w:hyperlink r:id="rId62">
+      <w:hyperlink r:id="rId71">
         <w:r>
           <w:rPr>
             <w:rStyle w:val="Hyperlink"/>
@@ -3329,8 +3329,8 @@
         <w:t xml:space="preserve">.</w:t>
       </w:r>
     </w:p>
-    <w:bookmarkEnd w:id="63"/>
-    <w:bookmarkStart w:id="65" w:name="ref-kpodar_abdallah_2017"/>
+    <w:bookmarkEnd w:id="72"/>
+    <w:bookmarkStart w:id="74" w:name="ref-kpodar_abdallah_2017"/>
     <w:p>
       <w:pPr>
         <w:pStyle w:val="Bibliography"/>
@@ -3363,7 +3363,7 @@
       <w:r>
         <w:t xml:space="preserve"> </w:t>
       </w:r>
-      <w:hyperlink r:id="rId64">
+      <w:hyperlink r:id="rId73">
         <w:r>
           <w:rPr>
             <w:rStyle w:val="Hyperlink"/>
@@ -3375,8 +3375,8 @@
         <w:t xml:space="preserve">.</w:t>
       </w:r>
     </w:p>
-    <w:bookmarkEnd w:id="65"/>
-    <w:bookmarkStart w:id="67" w:name="ref-kpodar_imam_2021"/>
+    <w:bookmarkEnd w:id="74"/>
+    <w:bookmarkStart w:id="76" w:name="ref-kpodar_imam_2021"/>
     <w:p>
       <w:pPr>
         <w:pStyle w:val="Bibliography"/>
@@ -3409,7 +3409,7 @@
       <w:r>
         <w:t xml:space="preserve"> </w:t>
       </w:r>
-      <w:hyperlink r:id="rId66">
+      <w:hyperlink r:id="rId75">
         <w:r>
           <w:rPr>
             <w:rStyle w:val="Hyperlink"/>
@@ -3421,8 +3421,8 @@
         <w:t xml:space="preserve">.</w:t>
       </w:r>
     </w:p>
-    <w:bookmarkEnd w:id="67"/>
-    <w:bookmarkStart w:id="69" w:name="ref-kpodar_liu_2022"/>
+    <w:bookmarkEnd w:id="76"/>
+    <w:bookmarkStart w:id="78" w:name="ref-kpodar_liu_2022"/>
     <w:p>
       <w:pPr>
         <w:pStyle w:val="Bibliography"/>
@@ -3455,7 +3455,7 @@
       <w:r>
         <w:t xml:space="preserve"> </w:t>
       </w:r>
-      <w:hyperlink r:id="rId68">
+      <w:hyperlink r:id="rId77">
         <w:r>
           <w:rPr>
             <w:rStyle w:val="Hyperlink"/>
@@ -3467,8 +3467,8 @@
         <w:t xml:space="preserve">.</w:t>
       </w:r>
     </w:p>
-    <w:bookmarkEnd w:id="69"/>
-    <w:bookmarkStart w:id="71" w:name="ref-kurita_kurosaki_2011"/>
+    <w:bookmarkEnd w:id="78"/>
+    <w:bookmarkStart w:id="80" w:name="ref-kurita_kurosaki_2011"/>
     <w:p>
       <w:pPr>
         <w:pStyle w:val="Bibliography"/>
@@ -3522,7 +3522,7 @@
       <w:r>
         <w:t xml:space="preserve"> </w:t>
       </w:r>
-      <w:hyperlink r:id="rId70">
+      <w:hyperlink r:id="rId79">
         <w:r>
           <w:rPr>
             <w:rStyle w:val="Hyperlink"/>
@@ -3534,8 +3534,8 @@
         <w:t xml:space="preserve">.</w:t>
       </w:r>
     </w:p>
-    <w:bookmarkEnd w:id="71"/>
-    <w:bookmarkStart w:id="73" w:name="ref-newey_west_1987"/>
+    <w:bookmarkEnd w:id="80"/>
+    <w:bookmarkStart w:id="82" w:name="ref-newey_west_1987"/>
     <w:p>
       <w:pPr>
         <w:pStyle w:val="Bibliography"/>
@@ -3568,7 +3568,7 @@
       <w:r>
         <w:t xml:space="preserve"> </w:t>
       </w:r>
-      <w:hyperlink r:id="rId72">
+      <w:hyperlink r:id="rId81">
         <w:r>
           <w:rPr>
             <w:rStyle w:val="Hyperlink"/>
@@ -3580,8 +3580,8 @@
         <w:t xml:space="preserve">.</w:t>
       </w:r>
     </w:p>
-    <w:bookmarkEnd w:id="73"/>
-    <w:bookmarkStart w:id="75" w:name="ref-pagaduan_2022"/>
+    <w:bookmarkEnd w:id="82"/>
+    <w:bookmarkStart w:id="84" w:name="ref-pagaduan_2022"/>
     <w:p>
       <w:pPr>
         <w:pStyle w:val="Bibliography"/>
@@ -3635,7 +3635,7 @@
       <w:r>
         <w:t xml:space="preserve"> </w:t>
       </w:r>
-      <w:hyperlink r:id="rId74">
+      <w:hyperlink r:id="rId83">
         <w:r>
           <w:rPr>
             <w:rStyle w:val="Hyperlink"/>
@@ -3647,8 +3647,8 @@
         <w:t xml:space="preserve">.</w:t>
       </w:r>
     </w:p>
-    <w:bookmarkEnd w:id="75"/>
-    <w:bookmarkStart w:id="77" w:name="ref-psa_openstat_2026"/>
+    <w:bookmarkEnd w:id="84"/>
+    <w:bookmarkStart w:id="86" w:name="ref-psa_openstat_2026"/>
     <w:p>
       <w:pPr>
         <w:pStyle w:val="Bibliography"/>
@@ -3679,7 +3679,7 @@
       <w:r>
         <w:t xml:space="preserve"> </w:t>
       </w:r>
-      <w:hyperlink r:id="rId76">
+      <w:hyperlink r:id="rId85">
         <w:r>
           <w:rPr>
             <w:rStyle w:val="Hyperlink"/>
@@ -3691,8 +3691,8 @@
         <w:t xml:space="preserve">.</w:t>
       </w:r>
     </w:p>
-    <w:bookmarkEnd w:id="77"/>
-    <w:bookmarkStart w:id="79" w:name="ref-ra12316_2026"/>
+    <w:bookmarkEnd w:id="86"/>
+    <w:bookmarkStart w:id="88" w:name="ref-ra12316_2026"/>
     <w:p>
       <w:pPr>
         <w:pStyle w:val="Bibliography"/>
@@ -3716,7 +3716,7 @@
       <w:r>
         <w:t xml:space="preserve"> </w:t>
       </w:r>
-      <w:hyperlink r:id="rId78">
+      <w:hyperlink r:id="rId87">
         <w:r>
           <w:rPr>
             <w:rStyle w:val="Hyperlink"/>
@@ -3728,8 +3728,8 @@
         <w:t xml:space="preserve">.</w:t>
       </w:r>
     </w:p>
-    <w:bookmarkEnd w:id="79"/>
-    <w:bookmarkStart w:id="81" w:name="ref-satriawan_shrestha_2018"/>
+    <w:bookmarkEnd w:id="88"/>
+    <w:bookmarkStart w:id="90" w:name="ref-satriawan_shrestha_2018"/>
     <w:p>
       <w:pPr>
         <w:pStyle w:val="Bibliography"/>
@@ -3774,7 +3774,7 @@
       <w:r>
         <w:t xml:space="preserve"> </w:t>
       </w:r>
-      <w:hyperlink r:id="rId80">
+      <w:hyperlink r:id="rId89">
         <w:r>
           <w:rPr>
             <w:rStyle w:val="Hyperlink"/>
@@ -3786,8 +3786,8 @@
         <w:t xml:space="preserve">.</w:t>
       </w:r>
     </w:p>
-    <w:bookmarkEnd w:id="81"/>
-    <w:bookmarkStart w:id="83" w:name="ref-siddig_etal_2014"/>
+    <w:bookmarkEnd w:id="90"/>
+    <w:bookmarkStart w:id="92" w:name="ref-siddig_etal_2014"/>
     <w:p>
       <w:pPr>
         <w:pStyle w:val="Bibliography"/>
@@ -3832,7 +3832,7 @@
       <w:r>
         <w:t xml:space="preserve"> </w:t>
       </w:r>
-      <w:hyperlink r:id="rId82">
+      <w:hyperlink r:id="rId91">
         <w:r>
           <w:rPr>
             <w:rStyle w:val="Hyperlink"/>
@@ -3844,8 +3844,8 @@
         <w:t xml:space="preserve">.</w:t>
       </w:r>
     </w:p>
-    <w:bookmarkEnd w:id="83"/>
-    <w:bookmarkStart w:id="85" w:name="ref-soile_mu_2015"/>
+    <w:bookmarkEnd w:id="92"/>
+    <w:bookmarkStart w:id="94" w:name="ref-soile_mu_2015"/>
     <w:p>
       <w:pPr>
         <w:pStyle w:val="Bibliography"/>
@@ -3887,7 +3887,7 @@
       <w:r>
         <w:t xml:space="preserve"> </w:t>
       </w:r>
-      <w:hyperlink r:id="rId84">
+      <w:hyperlink r:id="rId93">
         <w:r>
           <w:rPr>
             <w:rStyle w:val="Hyperlink"/>
@@ -3899,8 +3899,8 @@
         <w:t xml:space="preserve">.</w:t>
       </w:r>
     </w:p>
-    <w:bookmarkEnd w:id="85"/>
-    <w:bookmarkStart w:id="87" w:name="ref-taguchi_sohn_2014"/>
+    <w:bookmarkEnd w:id="94"/>
+    <w:bookmarkStart w:id="96" w:name="ref-taguchi_sohn_2014"/>
     <w:p>
       <w:pPr>
         <w:pStyle w:val="Bibliography"/>
@@ -3945,7 +3945,7 @@
       <w:r>
         <w:t xml:space="preserve"> </w:t>
       </w:r>
-      <w:hyperlink r:id="rId86">
+      <w:hyperlink r:id="rId95">
         <w:r>
           <w:rPr>
             <w:rStyle w:val="Hyperlink"/>
@@ -3957,8 +3957,8 @@
         <w:t xml:space="preserve">.</w:t>
       </w:r>
     </w:p>
-    <w:bookmarkEnd w:id="87"/>
-    <w:bookmarkStart w:id="89" w:name="ref-teulings_zubanov_2014"/>
+    <w:bookmarkEnd w:id="96"/>
+    <w:bookmarkStart w:id="98" w:name="ref-teulings_zubanov_2014"/>
     <w:p>
       <w:pPr>
         <w:pStyle w:val="Bibliography"/>
@@ -3991,7 +3991,7 @@
       <w:r>
         <w:t xml:space="preserve"> </w:t>
       </w:r>
-      <w:hyperlink r:id="rId88">
+      <w:hyperlink r:id="rId97">
         <w:r>
           <w:rPr>
             <w:rStyle w:val="Hyperlink"/>
@@ -4003,8 +4003,8 @@
         <w:t xml:space="preserve">.</w:t>
       </w:r>
     </w:p>
-    <w:bookmarkEnd w:id="89"/>
-    <w:bookmarkStart w:id="91" w:name="ref-timmer_dawe_2007"/>
+    <w:bookmarkEnd w:id="98"/>
+    <w:bookmarkStart w:id="100" w:name="ref-timmer_dawe_2007"/>
     <w:p>
       <w:pPr>
         <w:pStyle w:val="Bibliography"/>
@@ -4046,7 +4046,7 @@
       <w:r>
         <w:t xml:space="preserve"> </w:t>
       </w:r>
-      <w:hyperlink r:id="rId90">
+      <w:hyperlink r:id="rId99">
         <w:r>
           <w:rPr>
             <w:rStyle w:val="Hyperlink"/>
@@ -4058,8 +4058,8 @@
         <w:t xml:space="preserve">.</w:t>
       </w:r>
     </w:p>
-    <w:bookmarkEnd w:id="91"/>
-    <w:bookmarkStart w:id="92" w:name="ref-usda_fas_2026"/>
+    <w:bookmarkEnd w:id="100"/>
+    <w:bookmarkStart w:id="101" w:name="ref-usda_fas_2026"/>
     <w:p>
       <w:pPr>
         <w:pStyle w:val="Bibliography"/>
@@ -4081,8 +4081,8 @@
         <w:t xml:space="preserve">. Nos. RP2026-0007. GAIN Report RP2026-0007, Manila.</w:t>
       </w:r>
     </w:p>
-    <w:bookmarkEnd w:id="92"/>
-    <w:bookmarkStart w:id="93" w:name="ref-valera_etal_2025"/>
+    <w:bookmarkEnd w:id="101"/>
+    <w:bookmarkStart w:id="102" w:name="ref-valera_etal_2025"/>
     <w:p>
       <w:pPr>
         <w:pStyle w:val="Bibliography"/>
@@ -4118,8 +4118,8 @@
         <w:t xml:space="preserve">. BSP Discussion Paper Nos. 2025-02. Bangko Sentral ng Pilipinas.</w:t>
       </w:r>
     </w:p>
-    <w:bookmarkEnd w:id="93"/>
-    <w:bookmarkStart w:id="95" w:name="ref-warr_etal_2018"/>
+    <w:bookmarkEnd w:id="102"/>
+    <w:bookmarkStart w:id="104" w:name="ref-warr_etal_2018"/>
     <w:p>
       <w:pPr>
         <w:pStyle w:val="Bibliography"/>
@@ -4161,7 +4161,7 @@
       <w:r>
         <w:t xml:space="preserve"> </w:t>
       </w:r>
-      <w:hyperlink r:id="rId94">
+      <w:hyperlink r:id="rId103">
         <w:r>
           <w:rPr>
             <w:rStyle w:val="Hyperlink"/>
@@ -4173,8 +4173,8 @@
         <w:t xml:space="preserve">.</w:t>
       </w:r>
     </w:p>
-    <w:bookmarkEnd w:id="95"/>
-    <w:bookmarkStart w:id="97" w:name="ref-wihardja_pradana_2024"/>
+    <w:bookmarkEnd w:id="104"/>
+    <w:bookmarkStart w:id="106" w:name="ref-wihardja_pradana_2024"/>
     <w:p>
       <w:pPr>
         <w:pStyle w:val="Bibliography"/>
@@ -4216,7 +4216,7 @@
       <w:r>
         <w:t xml:space="preserve"> </w:t>
       </w:r>
-      <w:hyperlink r:id="rId96">
+      <w:hyperlink r:id="rId105">
         <w:r>
           <w:rPr>
             <w:rStyle w:val="Hyperlink"/>
@@ -4228,8 +4228,8 @@
         <w:t xml:space="preserve">.</w:t>
       </w:r>
     </w:p>
-    <w:bookmarkEnd w:id="97"/>
-    <w:bookmarkStart w:id="99" w:name="ref-worldbank_gfpd_2025"/>
+    <w:bookmarkEnd w:id="106"/>
+    <w:bookmarkStart w:id="108" w:name="ref-worldbank_gfpd_2025"/>
     <w:p>
       <w:pPr>
         <w:pStyle w:val="Bibliography"/>
@@ -4253,7 +4253,7 @@
       <w:r>
         <w:t xml:space="preserve"> </w:t>
       </w:r>
-      <w:hyperlink r:id="rId98">
+      <w:hyperlink r:id="rId107">
         <w:r>
           <w:rPr>
             <w:rStyle w:val="Hyperlink"/>
@@ -4265,8 +4265,8 @@
         <w:t xml:space="preserve">.</w:t>
       </w:r>
     </w:p>
-    <w:bookmarkEnd w:id="99"/>
-    <w:bookmarkStart w:id="101" w:name="ref-worldbank_cmo_2026"/>
+    <w:bookmarkEnd w:id="108"/>
+    <w:bookmarkStart w:id="110" w:name="ref-worldbank_cmo_2026"/>
     <w:p>
       <w:pPr>
         <w:pStyle w:val="Bibliography"/>
@@ -4290,7 +4290,7 @@
       <w:r>
         <w:t xml:space="preserve"> </w:t>
       </w:r>
-      <w:hyperlink r:id="rId100">
+      <w:hyperlink r:id="rId109">
         <w:r>
           <w:rPr>
             <w:rStyle w:val="Hyperlink"/>
@@ -4302,10 +4302,10 @@
         <w:t xml:space="preserve">.</w:t>
       </w:r>
     </w:p>
-    <w:bookmarkEnd w:id="101"/>
-    <w:bookmarkEnd w:id="102"/>
-    <w:bookmarkEnd w:id="103"/>
-    <w:bookmarkStart w:id="104" w:name="tables"/>
+    <w:bookmarkEnd w:id="110"/>
+    <w:bookmarkEnd w:id="111"/>
+    <w:bookmarkEnd w:id="112"/>
+    <w:bookmarkStart w:id="113" w:name="tables"/>
     <w:p>
       <w:pPr>
         <w:pStyle w:val="Heading1"/>
@@ -9039,8 +9039,8 @@
         <w:t xml:space="preserve">Cumulative response after 12 months of each sub-index in each basket; national, Newey–West standard errors. Supplementary analysis.</w:t>
       </w:r>
     </w:p>
-    <w:bookmarkEnd w:id="104"/>
-    <w:bookmarkStart w:id="126" w:name="figures"/>
+    <w:bookmarkEnd w:id="113"/>
+    <w:bookmarkStart w:id="135" w:name="figures"/>
     <w:p>
       <w:pPr>
         <w:pStyle w:val="Heading1"/>
@@ -9058,18 +9058,18 @@
           <wp:inline>
             <wp:extent cx="4391566" cy="2886935"/>
             <wp:effectExtent b="0" l="0" r="0" t="0"/>
-            <wp:docPr descr="Figure 1. Cumulative pass-through of a 1% fuel price increase to the price level, all income and bottom 30% households, with 90% bands." title="" id="106" name="Picture"/>
+            <wp:docPr descr="Figure 1. Cumulative pass-through of a 1% fuel price increase to the price level, all income and bottom 30% households, with 90% bands." title="" id="115" name="Picture"/>
             <a:graphic>
               <a:graphicData uri="http://schemas.openxmlformats.org/drawingml/2006/picture">
                 <pic:pic>
                   <pic:nvPicPr>
-                    <pic:cNvPr descr="../output/figures/fig1_rq1_passthrough.png" id="107" name="Picture"/>
+                    <pic:cNvPr descr="../output/figures/fig1_rq1_passthrough.png" id="116" name="Picture"/>
                     <pic:cNvPicPr>
                       <a:picLocks noChangeArrowheads="1" noChangeAspect="1"/>
                     </pic:cNvPicPr>
                   </pic:nvPicPr>
                   <pic:blipFill>
-                    <a:blip r:embed="rId105"/>
+                    <a:blip r:embed="rId114"/>
                     <a:stretch>
                       <a:fillRect/>
                     </a:stretch>
@@ -9111,20 +9111,20 @@
       <w:r>
         <w:drawing>
           <wp:inline>
-            <wp:extent cx="5334000" cy="2264952"/>
+            <wp:extent cx="5943600" cy="2523803"/>
             <wp:effectExtent b="0" l="0" r="0" t="0"/>
-            <wp:docPr descr="Figure 2. Cumulative response of ln(CPI all/CPI bottom 30%) to a 1% fuel price increase, national and 17-region panel. Negative values mean the bottom 30% face larger price increases." title="" id="109" name="Picture"/>
+            <wp:docPr descr="Figure 2. Cumulative response of ln(CPI all/CPI bottom 30%) to a 1% fuel price increase, national and 17-region panel. Negative values mean the bottom 30% face larger price increases." title="" id="118" name="Picture"/>
             <a:graphic>
               <a:graphicData uri="http://schemas.openxmlformats.org/drawingml/2006/picture">
                 <pic:pic>
                   <pic:nvPicPr>
-                    <pic:cNvPr descr="../output/figures/fig2_rq2_rq4_ratio.png" id="110" name="Picture"/>
+                    <pic:cNvPr descr="../output/figures/fig2_rq2_rq4_ratio.png" id="119" name="Picture"/>
                     <pic:cNvPicPr>
                       <a:picLocks noChangeArrowheads="1" noChangeAspect="1"/>
                     </pic:cNvPicPr>
                   </pic:nvPicPr>
                   <pic:blipFill>
-                    <a:blip r:embed="rId108"/>
+                    <a:blip r:embed="rId117"/>
                     <a:stretch>
                       <a:fillRect/>
                     </a:stretch>
@@ -9132,7 +9132,7 @@
                   <pic:spPr bwMode="auto">
                     <a:xfrm>
                       <a:off x="0" y="0"/>
-                      <a:ext cx="5334000" cy="2264952"/>
+                      <a:ext cx="5943600" cy="2523803"/>
                     </a:xfrm>
                     <a:prstGeom prst="rect">
                       <a:avLst/>
@@ -9166,20 +9166,20 @@
       <w:r>
         <w:drawing>
           <wp:inline>
-            <wp:extent cx="4800600" cy="2293704"/>
+            <wp:extent cx="5349240" cy="2555842"/>
             <wp:effectExtent b="0" l="0" r="0" t="0"/>
-            <wp:docPr descr="Figure 3. Cumulative pass-through after 12 months by CPI division, with 90% confidence intervals." title="" id="112" name="Picture"/>
+            <wp:docPr descr="Figure 3. Cumulative pass-through after 12 months by CPI division, with 90% confidence intervals." title="" id="121" name="Picture"/>
             <a:graphic>
               <a:graphicData uri="http://schemas.openxmlformats.org/drawingml/2006/picture">
                 <pic:pic>
                   <pic:nvPicPr>
-                    <pic:cNvPr descr="../output/figures/fig3_rq3_components.png" id="113" name="Picture"/>
+                    <pic:cNvPr descr="../output/figures/fig3_rq3_components.png" id="122" name="Picture"/>
                     <pic:cNvPicPr>
                       <a:picLocks noChangeArrowheads="1" noChangeAspect="1"/>
                     </pic:cNvPicPr>
                   </pic:nvPicPr>
                   <pic:blipFill>
-                    <a:blip r:embed="rId111"/>
+                    <a:blip r:embed="rId120"/>
                     <a:stretch>
                       <a:fillRect/>
                     </a:stretch>
@@ -9187,7 +9187,7 @@
                   <pic:spPr bwMode="auto">
                     <a:xfrm>
                       <a:off x="0" y="0"/>
-                      <a:ext cx="4800600" cy="2293704"/>
+                      <a:ext cx="5349240" cy="2555842"/>
                     </a:xfrm>
                     <a:prstGeom prst="rect">
                       <a:avLst/>
@@ -9221,20 +9221,20 @@
       <w:r>
         <w:drawing>
           <wp:inline>
-            <wp:extent cx="4533900" cy="1802241"/>
+            <wp:extent cx="5052060" cy="2008212"/>
             <wp:effectExtent b="0" l="0" r="0" t="0"/>
-            <wp:docPr descr="Figure 4. Additional distributional effect in groups of regions after 12 months, with 90% confidence intervals." title="" id="115" name="Picture"/>
+            <wp:docPr descr="Figure 4. Additional distributional effect in groups of regions after 12 months, with 90% confidence intervals." title="" id="124" name="Picture"/>
             <a:graphic>
               <a:graphicData uri="http://schemas.openxmlformats.org/drawingml/2006/picture">
                 <pic:pic>
                   <pic:nvPicPr>
-                    <pic:cNvPr descr="../output/figures/fig4_rq4_groups.png" id="116" name="Picture"/>
+                    <pic:cNvPr descr="../output/figures/fig4_rq4_groups.png" id="125" name="Picture"/>
                     <pic:cNvPicPr>
                       <a:picLocks noChangeArrowheads="1" noChangeAspect="1"/>
                     </pic:cNvPicPr>
                   </pic:nvPicPr>
                   <pic:blipFill>
-                    <a:blip r:embed="rId114"/>
+                    <a:blip r:embed="rId123"/>
                     <a:stretch>
                       <a:fillRect/>
                     </a:stretch>
@@ -9242,7 +9242,7 @@
                   <pic:spPr bwMode="auto">
                     <a:xfrm>
                       <a:off x="0" y="0"/>
-                      <a:ext cx="4533900" cy="1802241"/>
+                      <a:ext cx="5052060" cy="2008212"/>
                     </a:xfrm>
                     <a:prstGeom prst="rect">
                       <a:avLst/>
@@ -9276,20 +9276,20 @@
       <w:r>
         <w:drawing>
           <wp:inline>
-            <wp:extent cx="4800600" cy="3110858"/>
+            <wp:extent cx="5349240" cy="3466384"/>
             <wp:effectExtent b="0" l="0" r="0" t="0"/>
-            <wp:docPr descr="Figure 5. Robustness of the six-month distributional effect, with 90% confidence intervals." title="" id="118" name="Picture"/>
+            <wp:docPr descr="Figure 5. Robustness of the six-month distributional effect, with 90% confidence intervals." title="" id="127" name="Picture"/>
             <a:graphic>
               <a:graphicData uri="http://schemas.openxmlformats.org/drawingml/2006/picture">
                 <pic:pic>
                   <pic:nvPicPr>
-                    <pic:cNvPr descr="../output/figures/fig5_robustness.png" id="119" name="Picture"/>
+                    <pic:cNvPr descr="../output/figures/fig5_robustness.png" id="128" name="Picture"/>
                     <pic:cNvPicPr>
                       <a:picLocks noChangeArrowheads="1" noChangeAspect="1"/>
                     </pic:cNvPicPr>
                   </pic:nvPicPr>
                   <pic:blipFill>
-                    <a:blip r:embed="rId117"/>
+                    <a:blip r:embed="rId126"/>
                     <a:stretch>
                       <a:fillRect/>
                     </a:stretch>
@@ -9297,7 +9297,7 @@
                   <pic:spPr bwMode="auto">
                     <a:xfrm>
                       <a:off x="0" y="0"/>
-                      <a:ext cx="4800600" cy="3110858"/>
+                      <a:ext cx="5349240" cy="3466384"/>
                     </a:xfrm>
                     <a:prstGeom prst="rect">
                       <a:avLst/>
@@ -9331,20 +9331,20 @@
       <w:r>
         <w:drawing>
           <wp:inline>
-            <wp:extent cx="5334000" cy="2520845"/>
+            <wp:extent cx="5943600" cy="2808942"/>
             <wp:effectExtent b="0" l="0" r="0" t="0"/>
-            <wp:docPr descr="Figure 6. Actual price changes in 2026 against the fuel-driven changes predicted by a model estimated on 2001–2025 data." title="" id="121" name="Picture"/>
+            <wp:docPr descr="Figure 6. Actual price changes in 2026 against the fuel-driven changes predicted by a model estimated on 2001–2025 data." title="" id="130" name="Picture"/>
             <a:graphic>
               <a:graphicData uri="http://schemas.openxmlformats.org/drawingml/2006/picture">
                 <pic:pic>
                   <pic:nvPicPr>
-                    <pic:cNvPr descr="../output/figures/fig6_2026_out_of_sample.png" id="122" name="Picture"/>
+                    <pic:cNvPr descr="../output/figures/fig6_2026_out_of_sample.png" id="131" name="Picture"/>
                     <pic:cNvPicPr>
                       <a:picLocks noChangeArrowheads="1" noChangeAspect="1"/>
                     </pic:cNvPicPr>
                   </pic:nvPicPr>
                   <pic:blipFill>
-                    <a:blip r:embed="rId120"/>
+                    <a:blip r:embed="rId129"/>
                     <a:stretch>
                       <a:fillRect/>
                     </a:stretch>
@@ -9352,7 +9352,7 @@
                   <pic:spPr bwMode="auto">
                     <a:xfrm>
                       <a:off x="0" y="0"/>
-                      <a:ext cx="5334000" cy="2520845"/>
+                      <a:ext cx="5943600" cy="2808942"/>
                     </a:xfrm>
                     <a:prstGeom prst="rect">
                       <a:avLst/>
@@ -9386,20 +9386,20 @@
       <w:r>
         <w:drawing>
           <wp:inline>
-            <wp:extent cx="4800600" cy="2242829"/>
+            <wp:extent cx="5349240" cy="2499152"/>
             <wp:effectExtent b="0" l="0" r="0" t="0"/>
-            <wp:docPr descr="Figure 7. Item contributions to the difference between bottom-30% and all-income price changes, December 2025 to August 2026." title="" id="124" name="Picture"/>
+            <wp:docPr descr="Figure 7. Item contributions to the difference between bottom-30% and all-income price changes, December 2025 to August 2026." title="" id="133" name="Picture"/>
             <a:graphic>
               <a:graphicData uri="http://schemas.openxmlformats.org/drawingml/2006/picture">
                 <pic:pic>
                   <pic:nvPicPr>
-                    <pic:cNvPr descr="../output/figures/fig7_2026_gap_decomposition.png" id="125" name="Picture"/>
+                    <pic:cNvPr descr="../output/figures/fig7_2026_gap_decomposition.png" id="134" name="Picture"/>
                     <pic:cNvPicPr>
                       <a:picLocks noChangeArrowheads="1" noChangeAspect="1"/>
                     </pic:cNvPicPr>
                   </pic:nvPicPr>
                   <pic:blipFill>
-                    <a:blip r:embed="rId123"/>
+                    <a:blip r:embed="rId132"/>
                     <a:stretch>
                       <a:fillRect/>
                     </a:stretch>
@@ -9407,7 +9407,7 @@
                   <pic:spPr bwMode="auto">
                     <a:xfrm>
                       <a:off x="0" y="0"/>
-                      <a:ext cx="4800600" cy="2242829"/>
+                      <a:ext cx="5349240" cy="2499152"/>
                     </a:xfrm>
                     <a:prstGeom prst="rect">
                       <a:avLst/>
@@ -9434,11 +9434,11 @@
         <w:t xml:space="preserve">Figure 7. Item contributions to the difference between bottom-30% and all-income price changes, December 2025 to August 2026.</w:t>
       </w:r>
     </w:p>
-    <w:bookmarkEnd w:id="126"/>
+    <w:bookmarkEnd w:id="135"/>
     <w:sectPr>
-      <w:footnotePr>
-        <w:numRestart w:val="eachSect"/>
-      </w:footnotePr>
+      <w:footerReference r:id="rId9" w:type="default"/>
+      <w:pgSz w:h="15840" w:w="12240"/>
+      <w:pgMar w:bottom="1440" w:footer="720" w:gutter="0" w:header="720" w:left="1440" w:right="1440" w:top="1440"/>
     </w:sectPr>
   </w:body>
 </w:document>
@@ -9446,6 +9446,31 @@
 
 <file path=word/comments.xml><?xml version="1.0" encoding="utf-8"?>
 <w:comments xmlns:w="http://schemas.openxmlformats.org/wordprocessingml/2006/main" xmlns:m="http://schemas.openxmlformats.org/officeDocument/2006/math" xmlns:r="http://schemas.openxmlformats.org/officeDocument/2006/relationships" xmlns:o="urn:schemas-microsoft-com:office:office" xmlns:v="urn:schemas-microsoft-com:vml" xmlns:w10="urn:schemas-microsoft-com:office:word" xmlns:a="http://schemas.openxmlformats.org/drawingml/2006/main" xmlns:pic="http://schemas.openxmlformats.org/drawingml/2006/picture" xmlns:wp="http://schemas.openxmlformats.org/drawingml/2006/wordprocessingDrawing"/>
+</file>
+
+<file path=word/footer1.xml><?xml version="1.0" encoding="utf-8"?>
+<w:ftr xmlns:m="http://schemas.openxmlformats.org/officeDocument/2006/math" xmlns:mc="http://schemas.openxmlformats.org/markup-compatibility/2006" xmlns:mo="http://schemas.microsoft.com/office/mac/office/2008/main" xmlns:mv="urn:schemas-microsoft-com:mac:vml" xmlns:o="urn:schemas-microsoft-com:office:office" xmlns:r="http://schemas.openxmlformats.org/officeDocument/2006/relationships" xmlns:v="urn:schemas-microsoft-com:vml" xmlns:w10="urn:schemas-microsoft-com:office:word" xmlns:w14="http://schemas.microsoft.com/office/word/2010/wordml" xmlns:w="http://schemas.openxmlformats.org/wordprocessingml/2006/main" xmlns:wne="http://schemas.microsoft.com/office/word/2006/wordml" xmlns:wp14="http://schemas.microsoft.com/office/word/2010/wordprocessingDrawing" xmlns:wp="http://schemas.openxmlformats.org/drawingml/2006/wordprocessingDrawing" xmlns:wpc="http://schemas.microsoft.com/office/word/2010/wordprocessingCanvas" xmlns:wpg="http://schemas.microsoft.com/office/word/2010/wordprocessingGroup" xmlns:wpi="http://schemas.microsoft.com/office/word/2010/wordprocessingInk" xmlns:wps="http://schemas.microsoft.com/office/word/2010/wordprocessingShape" mc:Ignorable="w14 wp14">
+  <w:p>
+    <w:pPr>
+      <w:pStyle w:val="Footer"/>
+      <w:spacing w:line="240" w:lineRule="auto" w:after="0"/>
+      <w:ind w:firstLine="0"/>
+      <w:jc w:val="center"/>
+    </w:pPr>
+    <w:r/>
+    <w:r>
+      <w:rPr>
+        <w:rFonts w:ascii="Times New Roman" w:hAnsi="Times New Roman" w:eastAsia="Times New Roman" w:cs="Times New Roman"/>
+        <w:sz w:val="24"/>
+      </w:rPr>
+      <w:fldChar w:fldCharType="begin"/>
+      <w:instrText xml:space="preserve"> PAGE </w:instrText>
+      <w:fldChar w:fldCharType="separate"/>
+      <w:t>1</w:t>
+      <w:fldChar w:fldCharType="end"/>
+    </w:r>
+  </w:p>
+</w:ftr>
 </file>
 
 <file path=word/footnotes.xml><?xml version="1.0" encoding="utf-8"?>
@@ -9556,10 +9581,10 @@
   <w:docDefaults>
     <w:rPrDefault>
       <w:rPr>
-        <w:rFonts w:asciiTheme="minorHAnsi" w:cstheme="minorBidi" w:eastAsiaTheme="minorEastAsia" w:hAnsiTheme="minorHAnsi"/>
+        <w:rFonts w:ascii="Times New Roman" w:cs="Times New Roman" w:eastAsia="Times New Roman" w:hAnsi="Times New Roman"/>
         <w:sz w:val="24"/>
         <w:szCs w:val="24"/>
-        <w:lang w:bidi="ar-SA" w:eastAsia="zh-CN" w:val="en-US"/>
+        <w:lang w:bidi="ar-SA" w:eastAsia="en-US" w:val="en-US"/>
       </w:rPr>
     </w:rPrDefault>
     <w:pPrDefault>
@@ -9572,121 +9597,163 @@
   <w:style w:default="1" w:styleId="Normal" w:type="paragraph">
     <w:name w:val="Normal"/>
     <w:qFormat/>
+    <w:pPr>
+      <w:keepNext w:val="0"/>
+      <w:widowControl/>
+      <w:spacing w:after="0" w:before="0" w:line="480" w:lineRule="auto"/>
+      <w:ind w:firstLine="720" w:left="0" w:right="0"/>
+      <w:jc w:val="left"/>
+    </w:pPr>
+    <w:rPr>
+      <w:rFonts w:ascii="Times New Roman" w:cs="Times New Roman" w:eastAsia="Times New Roman" w:hAnsi="Times New Roman"/>
+      <w:b w:val="0"/>
+      <w:i w:val="0"/>
+      <w:color w:val="000000"/>
+      <w:sz w:val="24"/>
+    </w:rPr>
   </w:style>
   <w:style w:styleId="BodyText" w:type="paragraph">
     <w:name w:val="Body Text"/>
     <w:basedOn w:val="Normal"/>
     <w:link w:val="BodyTextChar"/>
+    <w:pPr>
+      <w:keepNext w:val="0"/>
+      <w:widowControl/>
+      <w:spacing w:after="0" w:before="0" w:line="480" w:lineRule="auto"/>
+      <w:ind w:firstLine="720" w:left="0" w:right="0"/>
+      <w:jc w:val="left"/>
+    </w:pPr>
     <w:qFormat/>
-    <w:pPr>
-      <w:spacing w:after="180" w:before="180"/>
-    </w:pPr>
+    <w:rPr>
+      <w:rFonts w:ascii="Times New Roman" w:cs="Times New Roman" w:eastAsia="Times New Roman" w:hAnsi="Times New Roman"/>
+      <w:b w:val="0"/>
+      <w:i w:val="0"/>
+      <w:color w:val="000000"/>
+      <w:sz w:val="24"/>
+    </w:rPr>
   </w:style>
   <w:style w:customStyle="1" w:styleId="FirstParagraph" w:type="paragraph">
     <w:name w:val="First Paragraph"/>
     <w:basedOn w:val="BodyText"/>
     <w:next w:val="BodyText"/>
     <w:qFormat/>
+    <w:pPr>
+      <w:keepNext w:val="0"/>
+      <w:widowControl/>
+      <w:spacing w:after="0" w:before="0" w:line="480" w:lineRule="auto"/>
+      <w:ind w:firstLine="0" w:left="0" w:right="0"/>
+      <w:jc w:val="left"/>
+    </w:pPr>
+    <w:rPr>
+      <w:rFonts w:ascii="Times New Roman" w:cs="Times New Roman" w:eastAsia="Times New Roman" w:hAnsi="Times New Roman"/>
+      <w:b w:val="0"/>
+      <w:i w:val="0"/>
+      <w:color w:val="000000"/>
+      <w:sz w:val="24"/>
+    </w:rPr>
   </w:style>
   <w:style w:customStyle="1" w:styleId="Compact" w:type="paragraph">
     <w:name w:val="Compact"/>
     <w:basedOn w:val="BodyText"/>
     <w:qFormat/>
     <w:pPr>
-      <w:spacing w:after="36" w:before="36"/>
+      <w:keepNext w:val="0"/>
+      <w:widowControl/>
+      <w:spacing w:after="0" w:before="0" w:line="240" w:lineRule="auto"/>
+      <w:ind w:firstLine="0" w:left="0" w:right="0"/>
+      <w:jc w:val="left"/>
     </w:pPr>
+    <w:rPr>
+      <w:rFonts w:ascii="Times New Roman" w:cs="Times New Roman" w:eastAsia="Times New Roman" w:hAnsi="Times New Roman"/>
+      <w:b w:val="0"/>
+      <w:i w:val="0"/>
+      <w:color w:val="000000"/>
+      <w:sz w:val="24"/>
+    </w:rPr>
   </w:style>
   <w:style w:styleId="Title" w:type="paragraph">
     <w:name w:val="Title"/>
     <w:basedOn w:val="Normal"/>
     <w:next w:val="BodyText"/>
-    <w:link w:val="TitleChar"/>
-    <w:uiPriority w:val="10"/>
     <w:qFormat/>
-    <w:rsid w:val="00A10FD9"/>
     <w:pPr>
-      <w:spacing w:after="80" w:line="240" w:lineRule="auto"/>
-      <w:contextualSpacing/>
+      <w:keepNext/>
+      <w:keepLines/>
+      <w:widowControl/>
+      <w:spacing w:after="240" w:before="0" w:line="240" w:lineRule="auto"/>
+      <w:ind w:firstLine="0" w:left="0" w:right="0"/>
       <w:jc w:val="center"/>
     </w:pPr>
     <w:rPr>
-      <w:rFonts w:asciiTheme="majorHAnsi" w:cstheme="majorBidi" w:eastAsiaTheme="majorEastAsia" w:hAnsiTheme="majorHAnsi"/>
-      <w:sz w:val="56"/>
-      <w:szCs w:val="56"/>
-    </w:rPr>
-  </w:style>
-  <w:style w:customStyle="1" w:styleId="TitleChar" w:type="character">
-    <w:name w:val="Title Char"/>
-    <w:basedOn w:val="DefaultParagraphFont"/>
-    <w:link w:val="Title"/>
-    <w:uiPriority w:val="10"/>
-    <w:rsid w:val="00A10FD9"/>
-    <w:rPr>
-      <w:rFonts w:asciiTheme="majorHAnsi" w:cstheme="majorBidi" w:eastAsiaTheme="majorEastAsia" w:hAnsiTheme="majorHAnsi"/>
-      <w:sz w:val="56"/>
-      <w:szCs w:val="56"/>
+      <w:rFonts w:ascii="Times New Roman" w:cs="Times New Roman" w:eastAsia="Times New Roman" w:hAnsi="Times New Roman"/>
+      <w:b/>
+      <w:bCs/>
+      <w:i w:val="0"/>
+      <w:color w:val="000000"/>
+      <w:sz w:val="28"/>
+      <w:szCs w:val="36"/>
     </w:rPr>
   </w:style>
   <w:style w:styleId="Subtitle" w:type="paragraph">
     <w:name w:val="Subtitle"/>
     <w:basedOn w:val="Title"/>
     <w:next w:val="BodyText"/>
-    <w:link w:val="SubtitleChar"/>
-    <w:uiPriority w:val="11"/>
     <w:qFormat/>
-    <w:rsid w:val="00A10FD9"/>
     <w:pPr>
-      <w:numPr>
-        <w:ilvl w:val="1"/>
-      </w:numPr>
+      <w:keepNext/>
+      <w:keepLines/>
+      <w:widowControl/>
+      <w:spacing w:after="240" w:before="0" w:line="240" w:lineRule="auto"/>
+      <w:ind w:firstLine="0" w:left="0" w:right="0"/>
+      <w:jc w:val="center"/>
     </w:pPr>
     <w:rPr>
-      <w:rFonts w:cstheme="majorBidi" w:eastAsiaTheme="majorEastAsia"/>
-      <w:spacing w:val="15"/>
-      <w:sz w:val="28"/>
-      <w:szCs w:val="28"/>
-    </w:rPr>
-  </w:style>
-  <w:style w:customStyle="1" w:styleId="SubtitleChar" w:type="character">
-    <w:name w:val="Subtitle Char"/>
-    <w:basedOn w:val="DefaultParagraphFont"/>
-    <w:link w:val="Subtitle"/>
-    <w:uiPriority w:val="11"/>
-    <w:rsid w:val="00A10FD9"/>
-    <w:rPr>
-      <w:rFonts w:cstheme="majorBidi" w:eastAsiaTheme="majorEastAsia"/>
-      <w:color w:themeColor="text1" w:themeTint="A6" w:val="595959"/>
-      <w:spacing w:val="15"/>
-      <w:sz w:val="28"/>
-      <w:szCs w:val="28"/>
+      <w:rFonts w:ascii="Times New Roman" w:cs="Times New Roman" w:eastAsia="Times New Roman" w:hAnsi="Times New Roman"/>
+      <w:b w:val="0"/>
+      <w:i w:val="0"/>
+      <w:color w:val="000000"/>
+      <w:sz w:val="24"/>
+      <w:szCs w:val="30"/>
     </w:rPr>
   </w:style>
   <w:style w:customStyle="1" w:styleId="Author" w:type="paragraph">
     <w:name w:val="Author"/>
-    <w:basedOn w:val="Title"/>
     <w:next w:val="BodyText"/>
     <w:qFormat/>
     <w:pPr>
       <w:keepNext/>
       <w:keepLines/>
+      <w:widowControl/>
+      <w:spacing w:after="0" w:before="0" w:line="240" w:lineRule="auto"/>
+      <w:ind w:firstLine="0" w:left="0" w:right="0"/>
+      <w:jc w:val="center"/>
     </w:pPr>
     <w:rPr>
+      <w:rFonts w:ascii="Times New Roman" w:cs="Times New Roman" w:eastAsia="Times New Roman" w:hAnsi="Times New Roman"/>
+      <w:b w:val="0"/>
+      <w:i w:val="0"/>
+      <w:color w:val="000000"/>
       <w:sz w:val="24"/>
-      <w:szCs w:val="24"/>
     </w:rPr>
   </w:style>
   <w:style w:styleId="Date" w:type="paragraph">
     <w:name w:val="Date"/>
-    <w:basedOn w:val="Title"/>
     <w:next w:val="BodyText"/>
     <w:qFormat/>
     <w:pPr>
       <w:keepNext/>
       <w:keepLines/>
+      <w:widowControl/>
+      <w:spacing w:after="480" w:before="0" w:line="240" w:lineRule="auto"/>
+      <w:ind w:firstLine="0" w:left="0" w:right="0"/>
+      <w:jc w:val="center"/>
     </w:pPr>
     <w:rPr>
+      <w:rFonts w:ascii="Times New Roman" w:cs="Times New Roman" w:eastAsia="Times New Roman" w:hAnsi="Times New Roman"/>
+      <w:b w:val="0"/>
+      <w:i w:val="0"/>
+      <w:color w:val="000000"/>
       <w:sz w:val="24"/>
-      <w:szCs w:val="24"/>
     </w:rPr>
   </w:style>
   <w:style w:customStyle="1" w:styleId="AbstractTitle" w:type="paragraph">
@@ -9697,13 +9764,18 @@
     <w:pPr>
       <w:keepNext/>
       <w:keepLines/>
-      <w:spacing w:after="0" w:before="300"/>
+      <w:ind w:firstLine="0" w:left="0" w:right="0"/>
       <w:jc w:val="center"/>
+      <w:widowControl/>
+      <w:spacing w:after="120" w:before="240" w:line="240" w:lineRule="auto"/>
     </w:pPr>
     <w:rPr>
+      <w:color w:val="000000"/>
+      <w:sz w:val="24"/>
+      <w:szCs w:val="20"/>
+      <w:rFonts w:ascii="Times New Roman" w:cs="Times New Roman" w:eastAsia="Times New Roman" w:hAnsi="Times New Roman"/>
       <w:b/>
-      <w:sz w:val="20"/>
-      <w:szCs w:val="20"/>
+      <w:i w:val="0"/>
     </w:rPr>
   </w:style>
   <w:style w:customStyle="1" w:styleId="Abstract" w:type="paragraph">
@@ -9712,12 +9784,19 @@
     <w:next w:val="BodyText"/>
     <w:qFormat/>
     <w:pPr>
-      <w:keepNext/>
+      <w:keepNext w:val="0"/>
       <w:keepLines/>
-      <w:spacing w:after="300" w:before="100"/>
+      <w:widowControl/>
+      <w:spacing w:after="240" w:before="0" w:line="240" w:lineRule="auto"/>
+      <w:ind w:firstLine="0" w:left="720" w:right="720"/>
+      <w:jc w:val="both"/>
     </w:pPr>
     <w:rPr>
-      <w:sz w:val="20"/>
+      <w:rFonts w:ascii="Times New Roman" w:cs="Times New Roman" w:eastAsia="Times New Roman" w:hAnsi="Times New Roman"/>
+      <w:b w:val="0"/>
+      <w:i w:val="0"/>
+      <w:color w:val="000000"/>
+      <w:sz w:val="24"/>
       <w:szCs w:val="20"/>
     </w:rPr>
   </w:style>
@@ -9726,325 +9805,248 @@
     <w:basedOn w:val="Normal"/>
     <w:next w:val="Bibliography"/>
     <w:qFormat/>
-    <w:pPr/>
-    <w:rPr/>
+    <w:pPr>
+      <w:keepNext w:val="0"/>
+      <w:widowControl/>
+      <w:spacing w:after="120" w:before="0" w:line="240" w:lineRule="auto"/>
+      <w:ind w:hanging="720" w:left="720" w:right="0"/>
+      <w:jc w:val="left"/>
+    </w:pPr>
+    <w:rPr>
+      <w:rFonts w:ascii="Times New Roman" w:cs="Times New Roman" w:eastAsia="Times New Roman" w:hAnsi="Times New Roman"/>
+      <w:b w:val="0"/>
+      <w:i w:val="0"/>
+      <w:color w:val="000000"/>
+      <w:sz w:val="24"/>
+    </w:rPr>
   </w:style>
   <w:style w:styleId="Heading1" w:type="paragraph">
-    <w:name w:val="heading 1"/>
+    <w:name w:val="Heading 1"/>
     <w:basedOn w:val="Normal"/>
     <w:next w:val="BodyText"/>
-    <w:link w:val="Heading1Char"/>
     <w:uiPriority w:val="9"/>
     <w:qFormat/>
-    <w:rsid w:val="00A10FD9"/>
     <w:pPr>
       <w:keepNext/>
       <w:keepLines/>
-      <w:spacing w:after="80" w:before="360"/>
+      <w:widowControl/>
+      <w:spacing w:after="0" w:before="240" w:line="480" w:lineRule="auto"/>
+      <w:ind w:firstLine="0" w:left="0" w:right="0"/>
+      <w:jc w:val="left"/>
       <w:outlineLvl w:val="0"/>
     </w:pPr>
     <w:rPr>
-      <w:rFonts w:asciiTheme="majorHAnsi" w:cstheme="majorBidi" w:eastAsiaTheme="majorEastAsia" w:hAnsiTheme="majorHAnsi"/>
-      <w:color w:themeColor="accent1" w:themeShade="BF" w:val="0F4761"/>
-      <w:sz w:val="40"/>
-      <w:szCs w:val="40"/>
+      <w:rFonts w:ascii="Times New Roman" w:cs="Times New Roman" w:eastAsia="Times New Roman" w:hAnsi="Times New Roman"/>
+      <w:b/>
+      <w:bCs/>
+      <w:i w:val="0"/>
+      <w:color w:val="000000"/>
+      <w:sz w:val="24"/>
+      <w:szCs w:val="32"/>
     </w:rPr>
   </w:style>
   <w:style w:styleId="Heading2" w:type="paragraph">
-    <w:name w:val="heading 2"/>
+    <w:name w:val="Heading 2"/>
     <w:basedOn w:val="Normal"/>
     <w:next w:val="BodyText"/>
-    <w:link w:val="Heading2Char"/>
     <w:uiPriority w:val="9"/>
-    <w:semiHidden/>
     <w:unhideWhenUsed/>
     <w:qFormat/>
-    <w:rsid w:val="00A10FD9"/>
     <w:pPr>
       <w:keepNext/>
       <w:keepLines/>
-      <w:spacing w:after="80" w:before="160"/>
+      <w:widowControl/>
+      <w:spacing w:after="0" w:before="240" w:line="480" w:lineRule="auto"/>
+      <w:ind w:firstLine="0" w:left="0" w:right="0"/>
+      <w:jc w:val="left"/>
       <w:outlineLvl w:val="1"/>
     </w:pPr>
     <w:rPr>
-      <w:rFonts w:asciiTheme="majorHAnsi" w:cstheme="majorBidi" w:eastAsiaTheme="majorEastAsia" w:hAnsiTheme="majorHAnsi"/>
-      <w:color w:themeColor="accent1" w:themeShade="BF" w:val="0F4761"/>
-      <w:sz w:val="32"/>
-      <w:szCs w:val="32"/>
+      <w:rFonts w:ascii="Times New Roman" w:cs="Times New Roman" w:eastAsia="Times New Roman" w:hAnsi="Times New Roman"/>
+      <w:b/>
+      <w:bCs/>
+      <w:i/>
+      <w:color w:val="000000"/>
+      <w:sz w:val="24"/>
+      <w:szCs w:val="28"/>
     </w:rPr>
   </w:style>
   <w:style w:styleId="Heading3" w:type="paragraph">
-    <w:name w:val="heading 3"/>
+    <w:name w:val="Heading 3"/>
     <w:basedOn w:val="Normal"/>
     <w:next w:val="BodyText"/>
-    <w:link w:val="Heading3Char"/>
     <w:uiPriority w:val="9"/>
-    <w:semiHidden/>
     <w:unhideWhenUsed/>
     <w:qFormat/>
-    <w:rsid w:val="00A10FD9"/>
     <w:pPr>
       <w:keepNext/>
       <w:keepLines/>
-      <w:spacing w:after="80" w:before="160"/>
+      <w:widowControl/>
+      <w:spacing w:after="0" w:before="240" w:line="480" w:lineRule="auto"/>
+      <w:ind w:firstLine="0" w:left="0" w:right="0"/>
+      <w:jc w:val="left"/>
       <w:outlineLvl w:val="2"/>
     </w:pPr>
     <w:rPr>
-      <w:rFonts w:cstheme="majorBidi" w:eastAsiaTheme="majorEastAsia"/>
-      <w:color w:themeColor="accent1" w:themeShade="BF" w:val="0F4761"/>
-      <w:sz w:val="28"/>
-      <w:szCs w:val="28"/>
+      <w:rFonts w:ascii="Times New Roman" w:cs="Times New Roman" w:eastAsia="Times New Roman" w:hAnsi="Times New Roman"/>
+      <w:b w:val="0"/>
+      <w:bCs/>
+      <w:i/>
+      <w:color w:val="000000"/>
+      <w:sz w:val="24"/>
+      <w:szCs w:val="24"/>
     </w:rPr>
   </w:style>
   <w:style w:styleId="Heading4" w:type="paragraph">
-    <w:name w:val="heading 4"/>
+    <w:name w:val="Heading 4"/>
     <w:basedOn w:val="Normal"/>
     <w:next w:val="BodyText"/>
-    <w:link w:val="Heading4Char"/>
     <w:uiPriority w:val="9"/>
-    <w:semiHidden/>
     <w:unhideWhenUsed/>
     <w:qFormat/>
-    <w:rsid w:val="00A10FD9"/>
     <w:pPr>
       <w:keepNext/>
       <w:keepLines/>
-      <w:spacing w:after="40" w:before="80"/>
+      <w:widowControl/>
+      <w:spacing w:after="0" w:before="240" w:line="480" w:lineRule="auto"/>
+      <w:ind w:firstLine="0" w:left="0" w:right="0"/>
+      <w:jc w:val="left"/>
       <w:outlineLvl w:val="3"/>
     </w:pPr>
     <w:rPr>
-      <w:rFonts w:cstheme="majorBidi" w:eastAsiaTheme="majorEastAsia"/>
+      <w:rFonts w:ascii="Times New Roman" w:cs="Times New Roman" w:eastAsia="Times New Roman" w:hAnsi="Times New Roman"/>
       <w:i/>
-      <w:iCs/>
-      <w:color w:themeColor="accent1" w:themeShade="BF" w:val="0F4761"/>
+      <w:b w:val="0"/>
+      <w:bCs/>
+      <w:color w:val="000000"/>
+      <w:sz w:val="24"/>
+      <w:szCs w:val="24"/>
     </w:rPr>
   </w:style>
   <w:style w:styleId="Heading5" w:type="paragraph">
-    <w:name w:val="heading 5"/>
+    <w:name w:val="Heading 5"/>
     <w:basedOn w:val="Normal"/>
     <w:next w:val="BodyText"/>
-    <w:link w:val="Heading5Char"/>
     <w:uiPriority w:val="9"/>
-    <w:semiHidden/>
     <w:unhideWhenUsed/>
     <w:qFormat/>
-    <w:rsid w:val="00A10FD9"/>
     <w:pPr>
       <w:keepNext/>
       <w:keepLines/>
-      <w:spacing w:after="40" w:before="80"/>
+      <w:widowControl/>
+      <w:spacing w:after="0" w:before="240" w:line="480" w:lineRule="auto"/>
+      <w:ind w:firstLine="0" w:left="0" w:right="0"/>
+      <w:jc w:val="left"/>
       <w:outlineLvl w:val="4"/>
     </w:pPr>
     <w:rPr>
-      <w:rFonts w:cstheme="majorBidi" w:eastAsiaTheme="majorEastAsia"/>
-      <w:color w:themeColor="accent1" w:themeShade="BF" w:val="0F4761"/>
+      <w:rFonts w:ascii="Times New Roman" w:cs="Times New Roman" w:eastAsia="Times New Roman" w:hAnsi="Times New Roman"/>
+      <w:b w:val="0"/>
+      <w:i/>
+      <w:iCs/>
+      <w:color w:val="000000"/>
+      <w:sz w:val="24"/>
+      <w:szCs w:val="24"/>
     </w:rPr>
   </w:style>
   <w:style w:styleId="Heading6" w:type="paragraph">
-    <w:name w:val="heading 6"/>
+    <w:name w:val="Heading 6"/>
     <w:basedOn w:val="Normal"/>
     <w:next w:val="BodyText"/>
-    <w:link w:val="Heading6Char"/>
     <w:uiPriority w:val="9"/>
-    <w:semiHidden/>
     <w:unhideWhenUsed/>
     <w:qFormat/>
-    <w:rsid w:val="00A10FD9"/>
     <w:pPr>
       <w:keepNext/>
       <w:keepLines/>
-      <w:spacing w:after="0" w:before="40"/>
+      <w:widowControl/>
+      <w:spacing w:after="0" w:before="240" w:line="480" w:lineRule="auto"/>
+      <w:ind w:firstLine="0" w:left="0" w:right="0"/>
+      <w:jc w:val="left"/>
       <w:outlineLvl w:val="5"/>
     </w:pPr>
     <w:rPr>
-      <w:rFonts w:cstheme="majorBidi" w:eastAsiaTheme="majorEastAsia"/>
+      <w:rFonts w:ascii="Times New Roman" w:cs="Times New Roman" w:eastAsia="Times New Roman" w:hAnsi="Times New Roman"/>
+      <w:b w:val="0"/>
       <w:i/>
-      <w:iCs/>
-      <w:color w:themeColor="text1" w:themeTint="A6" w:val="595959"/>
+      <w:color w:val="000000"/>
+      <w:sz w:val="24"/>
+      <w:szCs w:val="24"/>
     </w:rPr>
   </w:style>
   <w:style w:styleId="Heading7" w:type="paragraph">
-    <w:name w:val="heading 7"/>
+    <w:name w:val="Heading 7"/>
     <w:basedOn w:val="Normal"/>
     <w:next w:val="BodyText"/>
-    <w:link w:val="Heading7Char"/>
     <w:uiPriority w:val="9"/>
-    <w:semiHidden/>
     <w:unhideWhenUsed/>
     <w:qFormat/>
-    <w:rsid w:val="00A10FD9"/>
     <w:pPr>
       <w:keepNext/>
       <w:keepLines/>
-      <w:spacing w:after="0" w:before="40"/>
+      <w:widowControl/>
+      <w:spacing w:after="0" w:before="240" w:line="480" w:lineRule="auto"/>
+      <w:ind w:firstLine="0" w:left="0" w:right="0"/>
+      <w:jc w:val="left"/>
       <w:outlineLvl w:val="6"/>
     </w:pPr>
     <w:rPr>
-      <w:rFonts w:cstheme="majorBidi" w:eastAsiaTheme="majorEastAsia"/>
-      <w:color w:themeColor="text1" w:themeTint="A6" w:val="595959"/>
+      <w:rFonts w:ascii="Times New Roman" w:cs="Times New Roman" w:eastAsia="Times New Roman" w:hAnsi="Times New Roman"/>
+      <w:b w:val="0"/>
+      <w:i/>
+      <w:color w:val="000000"/>
+      <w:sz w:val="24"/>
+      <w:szCs w:val="24"/>
     </w:rPr>
   </w:style>
   <w:style w:styleId="Heading8" w:type="paragraph">
-    <w:name w:val="heading 8"/>
+    <w:name w:val="Heading 8"/>
     <w:basedOn w:val="Normal"/>
     <w:next w:val="BodyText"/>
-    <w:link w:val="Heading8Char"/>
     <w:uiPriority w:val="9"/>
-    <w:semiHidden/>
     <w:unhideWhenUsed/>
     <w:qFormat/>
-    <w:rsid w:val="00A10FD9"/>
     <w:pPr>
       <w:keepNext/>
       <w:keepLines/>
-      <w:spacing w:after="0"/>
+      <w:widowControl/>
+      <w:spacing w:after="0" w:before="240" w:line="480" w:lineRule="auto"/>
+      <w:ind w:firstLine="0" w:left="0" w:right="0"/>
+      <w:jc w:val="left"/>
       <w:outlineLvl w:val="7"/>
     </w:pPr>
     <w:rPr>
-      <w:rFonts w:cstheme="majorBidi" w:eastAsiaTheme="majorEastAsia"/>
+      <w:rFonts w:ascii="Times New Roman" w:cs="Times New Roman" w:eastAsia="Times New Roman" w:hAnsi="Times New Roman"/>
+      <w:b w:val="0"/>
       <w:i/>
-      <w:iCs/>
-      <w:color w:themeColor="text1" w:themeTint="D8" w:val="272727"/>
+      <w:color w:val="000000"/>
+      <w:sz w:val="24"/>
+      <w:szCs w:val="24"/>
     </w:rPr>
   </w:style>
   <w:style w:styleId="Heading9" w:type="paragraph">
-    <w:name w:val="heading 9"/>
+    <w:name w:val="Heading 9"/>
     <w:basedOn w:val="Normal"/>
     <w:next w:val="BodyText"/>
-    <w:link w:val="Heading9Char"/>
     <w:uiPriority w:val="9"/>
-    <w:semiHidden/>
     <w:unhideWhenUsed/>
     <w:qFormat/>
-    <w:rsid w:val="00A10FD9"/>
     <w:pPr>
       <w:keepNext/>
       <w:keepLines/>
-      <w:spacing w:after="0"/>
+      <w:widowControl/>
+      <w:spacing w:after="0" w:before="240" w:line="480" w:lineRule="auto"/>
+      <w:ind w:firstLine="0" w:left="0" w:right="0"/>
+      <w:jc w:val="left"/>
       <w:outlineLvl w:val="8"/>
     </w:pPr>
     <w:rPr>
-      <w:rFonts w:cstheme="majorBidi" w:eastAsiaTheme="majorEastAsia"/>
-      <w:color w:themeColor="text1" w:themeTint="D8" w:val="272727"/>
-    </w:rPr>
-  </w:style>
-  <w:style w:customStyle="1" w:styleId="Heading1Char" w:type="character">
-    <w:name w:val="Heading 1 Char"/>
-    <w:basedOn w:val="DefaultParagraphFont"/>
-    <w:link w:val="Heading1"/>
-    <w:uiPriority w:val="9"/>
-    <w:rsid w:val="00A10FD9"/>
-    <w:rPr>
-      <w:rFonts w:asciiTheme="majorHAnsi" w:cstheme="majorBidi" w:eastAsiaTheme="majorEastAsia" w:hAnsiTheme="majorHAnsi"/>
-      <w:color w:themeColor="accent1" w:themeShade="BF" w:val="0F4761"/>
-      <w:sz w:val="40"/>
-      <w:szCs w:val="40"/>
-    </w:rPr>
-  </w:style>
-  <w:style w:customStyle="1" w:styleId="Heading2Char" w:type="character">
-    <w:name w:val="Heading 2 Char"/>
-    <w:basedOn w:val="DefaultParagraphFont"/>
-    <w:link w:val="Heading2"/>
-    <w:uiPriority w:val="9"/>
-    <w:semiHidden/>
-    <w:rsid w:val="00A10FD9"/>
-    <w:rPr>
-      <w:rFonts w:asciiTheme="majorHAnsi" w:cstheme="majorBidi" w:eastAsiaTheme="majorEastAsia" w:hAnsiTheme="majorHAnsi"/>
-      <w:color w:themeColor="accent1" w:themeShade="BF" w:val="0F4761"/>
-      <w:sz w:val="32"/>
-      <w:szCs w:val="32"/>
-    </w:rPr>
-  </w:style>
-  <w:style w:customStyle="1" w:styleId="Heading3Char" w:type="character">
-    <w:name w:val="Heading 3 Char"/>
-    <w:basedOn w:val="DefaultParagraphFont"/>
-    <w:link w:val="Heading3"/>
-    <w:uiPriority w:val="9"/>
-    <w:semiHidden/>
-    <w:rsid w:val="00A10FD9"/>
-    <w:rPr>
-      <w:rFonts w:cstheme="majorBidi" w:eastAsiaTheme="majorEastAsia"/>
-      <w:color w:themeColor="accent1" w:themeShade="BF" w:val="0F4761"/>
-      <w:sz w:val="28"/>
-      <w:szCs w:val="28"/>
-    </w:rPr>
-  </w:style>
-  <w:style w:customStyle="1" w:styleId="Heading4Char" w:type="character">
-    <w:name w:val="Heading 4 Char"/>
-    <w:basedOn w:val="DefaultParagraphFont"/>
-    <w:link w:val="Heading4"/>
-    <w:uiPriority w:val="9"/>
-    <w:semiHidden/>
-    <w:rsid w:val="00A10FD9"/>
-    <w:rPr>
-      <w:rFonts w:cstheme="majorBidi" w:eastAsiaTheme="majorEastAsia"/>
+      <w:rFonts w:ascii="Times New Roman" w:cs="Times New Roman" w:eastAsia="Times New Roman" w:hAnsi="Times New Roman"/>
+      <w:b w:val="0"/>
       <w:i/>
-      <w:iCs/>
-      <w:color w:themeColor="accent1" w:themeShade="BF" w:val="0F4761"/>
-    </w:rPr>
-  </w:style>
-  <w:style w:customStyle="1" w:styleId="Heading5Char" w:type="character">
-    <w:name w:val="Heading 5 Char"/>
-    <w:basedOn w:val="DefaultParagraphFont"/>
-    <w:link w:val="Heading5"/>
-    <w:uiPriority w:val="9"/>
-    <w:semiHidden/>
-    <w:rsid w:val="00A10FD9"/>
-    <w:rPr>
-      <w:rFonts w:cstheme="majorBidi" w:eastAsiaTheme="majorEastAsia"/>
-      <w:color w:themeColor="accent1" w:themeShade="BF" w:val="0F4761"/>
-    </w:rPr>
-  </w:style>
-  <w:style w:customStyle="1" w:styleId="Heading6Char" w:type="character">
-    <w:name w:val="Heading 6 Char"/>
-    <w:basedOn w:val="DefaultParagraphFont"/>
-    <w:link w:val="Heading6"/>
-    <w:uiPriority w:val="9"/>
-    <w:semiHidden/>
-    <w:rsid w:val="00A10FD9"/>
-    <w:rPr>
-      <w:rFonts w:cstheme="majorBidi" w:eastAsiaTheme="majorEastAsia"/>
-      <w:i/>
-      <w:iCs/>
-      <w:color w:themeColor="text1" w:themeTint="A6" w:val="595959"/>
-    </w:rPr>
-  </w:style>
-  <w:style w:customStyle="1" w:styleId="Heading7Char" w:type="character">
-    <w:name w:val="Heading 7 Char"/>
-    <w:basedOn w:val="DefaultParagraphFont"/>
-    <w:link w:val="Heading7"/>
-    <w:uiPriority w:val="9"/>
-    <w:semiHidden/>
-    <w:rsid w:val="00A10FD9"/>
-    <w:rPr>
-      <w:rFonts w:cstheme="majorBidi" w:eastAsiaTheme="majorEastAsia"/>
-      <w:color w:themeColor="text1" w:themeTint="A6" w:val="595959"/>
-    </w:rPr>
-  </w:style>
-  <w:style w:customStyle="1" w:styleId="Heading8Char" w:type="character">
-    <w:name w:val="Heading 8 Char"/>
-    <w:basedOn w:val="DefaultParagraphFont"/>
-    <w:link w:val="Heading8"/>
-    <w:uiPriority w:val="9"/>
-    <w:semiHidden/>
-    <w:rsid w:val="00A10FD9"/>
-    <w:rPr>
-      <w:rFonts w:cstheme="majorBidi" w:eastAsiaTheme="majorEastAsia"/>
-      <w:i/>
-      <w:iCs/>
-      <w:color w:themeColor="text1" w:themeTint="D8" w:val="272727"/>
-    </w:rPr>
-  </w:style>
-  <w:style w:customStyle="1" w:styleId="Heading9Char" w:type="character">
-    <w:name w:val="Heading 9 Char"/>
-    <w:basedOn w:val="DefaultParagraphFont"/>
-    <w:link w:val="Heading9"/>
-    <w:uiPriority w:val="9"/>
-    <w:semiHidden/>
-    <w:rsid w:val="00A10FD9"/>
-    <w:rPr>
-      <w:rFonts w:cstheme="majorBidi" w:eastAsiaTheme="majorEastAsia"/>
-      <w:color w:themeColor="text1" w:themeTint="D8" w:val="272727"/>
+      <w:color w:val="000000"/>
+      <w:sz w:val="24"/>
+      <w:szCs w:val="24"/>
     </w:rPr>
   </w:style>
   <w:style w:styleId="BlockText" w:type="paragraph">
@@ -10055,9 +10057,19 @@
     <w:unhideWhenUsed/>
     <w:qFormat/>
     <w:pPr>
-      <w:spacing w:after="100" w:before="100"/>
-      <w:ind w:firstLine="0" w:left="480" w:right="480"/>
+      <w:keepNext w:val="0"/>
+      <w:widowControl/>
+      <w:spacing w:after="240" w:before="120" w:line="240" w:lineRule="auto"/>
+      <w:ind w:firstLine="0" w:left="720" w:right="720"/>
+      <w:jc w:val="left"/>
     </w:pPr>
+    <w:rPr>
+      <w:rFonts w:ascii="Times New Roman" w:cs="Times New Roman" w:eastAsia="Times New Roman" w:hAnsi="Times New Roman"/>
+      <w:b w:val="0"/>
+      <w:i w:val="0"/>
+      <w:color w:val="000000"/>
+      <w:sz w:val="24"/>
+    </w:rPr>
   </w:style>
   <w:style w:styleId="FootnoteText" w:type="paragraph">
     <w:name w:val="Footnote Text"/>
@@ -10066,18 +10078,20 @@
     <w:uiPriority w:val="9"/>
     <w:unhideWhenUsed/>
     <w:qFormat/>
-  </w:style>
-  <w:style w:styleId="FootnoteBlockText" w:type="paragraph">
-    <w:name w:val="Footnote Block Text"/>
-    <w:basedOn w:val="FootnoteText"/>
-    <w:next w:val="FootnoteText"/>
-    <w:uiPriority w:val="9"/>
-    <w:unhideWhenUsed/>
-    <w:qFormat/>
     <w:pPr>
-      <w:spacing w:after="100" w:before="100"/>
-      <w:ind w:firstLine="0" w:left="480" w:right="480"/>
+      <w:keepNext w:val="0"/>
+      <w:widowControl/>
+      <w:spacing w:after="40" w:before="0" w:line="240" w:lineRule="auto"/>
+      <w:ind w:firstLine="0" w:left="0" w:right="0"/>
+      <w:jc w:val="left"/>
     </w:pPr>
+    <w:rPr>
+      <w:rFonts w:ascii="Times New Roman" w:cs="Times New Roman" w:eastAsia="Times New Roman" w:hAnsi="Times New Roman"/>
+      <w:b w:val="0"/>
+      <w:i w:val="0"/>
+      <w:color w:val="000000"/>
+      <w:sz w:val="20"/>
+    </w:rPr>
   </w:style>
   <w:style w:default="1" w:styleId="DefaultParagraphFont" w:type="character">
     <w:name w:val="Default Paragraph Font"/>
@@ -10098,13 +10112,20 @@
         <w:bottom w:type="dxa" w:w="0"/>
         <w:right w:type="dxa" w:w="108"/>
       </w:tblCellMar>
+      <w:tblBorders>
+        <w:top w:color="000000" w:space="0" w:sz="12" w:val="single"/>
+        <w:left w:val="nil"/>
+        <w:bottom w:color="000000" w:space="0" w:sz="12" w:val="single"/>
+        <w:right w:val="nil"/>
+        <w:insideH w:val="nil"/>
+        <w:insideV w:val="nil"/>
+      </w:tblBorders>
     </w:tblPr>
     <w:tblStylePr w:type="firstRow">
       <w:tcPr>
         <w:tcBorders>
-          <w:bottom w:val="single"/>
+          <w:bottom w:color="000000" w:space="0" w:sz="6" w:val="single"/>
         </w:tcBorders>
-        <w:vAlign w:val="bottom"/>
       </w:tcPr>
     </w:tblStylePr>
   </w:style>
@@ -10115,25 +10136,54 @@
     <w:pPr>
       <w:keepNext/>
       <w:keepLines/>
-      <w:spacing w:after="0"/>
+      <w:widowControl/>
+      <w:spacing w:after="0" w:before="0" w:line="240" w:lineRule="auto"/>
+      <w:ind w:firstLine="0" w:left="0" w:right="0"/>
+      <w:jc w:val="left"/>
     </w:pPr>
     <w:rPr>
+      <w:rFonts w:ascii="Times New Roman" w:cs="Times New Roman" w:eastAsia="Times New Roman" w:hAnsi="Times New Roman"/>
       <w:b/>
+      <w:i w:val="0"/>
+      <w:color w:val="000000"/>
+      <w:sz w:val="24"/>
     </w:rPr>
   </w:style>
   <w:style w:customStyle="1" w:styleId="Definition" w:type="paragraph">
     <w:name w:val="Definition"/>
     <w:basedOn w:val="Normal"/>
+    <w:pPr>
+      <w:keepNext w:val="0"/>
+      <w:widowControl/>
+      <w:spacing w:after="120" w:before="0" w:line="240" w:lineRule="auto"/>
+      <w:ind w:firstLine="0" w:left="720" w:right="0"/>
+      <w:jc w:val="left"/>
+    </w:pPr>
+    <w:rPr>
+      <w:rFonts w:ascii="Times New Roman" w:cs="Times New Roman" w:eastAsia="Times New Roman" w:hAnsi="Times New Roman"/>
+      <w:b w:val="0"/>
+      <w:i w:val="0"/>
+      <w:color w:val="000000"/>
+      <w:sz w:val="24"/>
+    </w:rPr>
   </w:style>
   <w:style w:styleId="Caption" w:type="paragraph">
     <w:name w:val="Caption"/>
     <w:basedOn w:val="Normal"/>
     <w:link w:val="BodyTextChar"/>
     <w:pPr>
-      <w:spacing w:after="120" w:before="0"/>
+      <w:keepNext w:val="0"/>
+      <w:widowControl/>
+      <w:spacing w:after="240" w:before="120" w:line="240" w:lineRule="auto"/>
+      <w:ind w:firstLine="0" w:left="0" w:right="0"/>
+      <w:jc w:val="left"/>
     </w:pPr>
     <w:rPr>
-      <w:i/>
+      <w:rFonts w:ascii="Times New Roman" w:cs="Times New Roman" w:eastAsia="Times New Roman" w:hAnsi="Times New Roman"/>
+      <w:b w:val="0"/>
+      <w:i w:val="0"/>
+      <w:color w:val="000000"/>
+      <w:sz w:val="24"/>
     </w:rPr>
   </w:style>
   <w:style w:customStyle="1" w:styleId="TableCaption" w:type="paragraph">
@@ -10141,22 +10191,72 @@
     <w:basedOn w:val="Caption"/>
     <w:pPr>
       <w:keepNext/>
+      <w:widowControl/>
+      <w:spacing w:after="120" w:before="240" w:line="240" w:lineRule="auto"/>
+      <w:ind w:firstLine="0" w:left="0" w:right="0"/>
+      <w:jc w:val="left"/>
     </w:pPr>
+    <w:rPr>
+      <w:rFonts w:ascii="Times New Roman" w:cs="Times New Roman" w:eastAsia="Times New Roman" w:hAnsi="Times New Roman"/>
+      <w:b w:val="0"/>
+      <w:i w:val="0"/>
+      <w:color w:val="000000"/>
+      <w:sz w:val="24"/>
+    </w:rPr>
   </w:style>
   <w:style w:customStyle="1" w:styleId="ImageCaption" w:type="paragraph">
     <w:name w:val="Image Caption"/>
     <w:basedOn w:val="Caption"/>
+    <w:pPr>
+      <w:keepNext w:val="0"/>
+      <w:widowControl/>
+      <w:spacing w:after="240" w:before="120" w:line="240" w:lineRule="auto"/>
+      <w:ind w:firstLine="0" w:left="0" w:right="0"/>
+      <w:jc w:val="left"/>
+    </w:pPr>
+    <w:rPr>
+      <w:rFonts w:ascii="Times New Roman" w:cs="Times New Roman" w:eastAsia="Times New Roman" w:hAnsi="Times New Roman"/>
+      <w:b w:val="0"/>
+      <w:i w:val="0"/>
+      <w:color w:val="000000"/>
+      <w:sz w:val="24"/>
+    </w:rPr>
   </w:style>
   <w:style w:customStyle="1" w:styleId="Figure" w:type="paragraph">
     <w:name w:val="Figure"/>
     <w:basedOn w:val="Normal"/>
+    <w:pPr>
+      <w:keepNext/>
+      <w:widowControl/>
+      <w:spacing w:after="0" w:before="240" w:line="240" w:lineRule="auto"/>
+      <w:ind w:firstLine="0" w:left="0" w:right="0"/>
+      <w:jc w:val="center"/>
+    </w:pPr>
+    <w:rPr>
+      <w:rFonts w:ascii="Times New Roman" w:cs="Times New Roman" w:eastAsia="Times New Roman" w:hAnsi="Times New Roman"/>
+      <w:b w:val="0"/>
+      <w:i w:val="0"/>
+      <w:color w:val="000000"/>
+      <w:sz w:val="24"/>
+    </w:rPr>
   </w:style>
   <w:style w:customStyle="1" w:styleId="CaptionedFigure" w:type="paragraph">
     <w:name w:val="Captioned Figure"/>
     <w:basedOn w:val="Figure"/>
     <w:pPr>
       <w:keepNext/>
+      <w:widowControl/>
+      <w:spacing w:after="0" w:before="240" w:line="240" w:lineRule="auto"/>
+      <w:ind w:firstLine="0" w:left="0" w:right="0"/>
+      <w:jc w:val="center"/>
     </w:pPr>
+    <w:rPr>
+      <w:rFonts w:ascii="Times New Roman" w:cs="Times New Roman" w:eastAsia="Times New Roman" w:hAnsi="Times New Roman"/>
+      <w:b w:val="0"/>
+      <w:i w:val="0"/>
+      <w:color w:val="000000"/>
+      <w:sz w:val="24"/>
+    </w:rPr>
   </w:style>
   <w:style w:customStyle="1" w:styleId="BodyTextChar" w:type="character">
     <w:name w:val="Body Text Char"/>
@@ -10167,8 +10267,12 @@
     <w:name w:val="Verbatim Char"/>
     <w:basedOn w:val="BodyTextChar"/>
     <w:rPr>
-      <w:rFonts w:ascii="Consolas" w:hAnsi="Consolas"/>
-      <w:sz w:val="22"/>
+      <w:rFonts w:ascii="Courier New" w:cs="Courier New" w:eastAsia="Courier New" w:hAnsi="Courier New"/>
+      <w:b w:val="0"/>
+      <w:i w:val="0"/>
+      <w:color w:val="000000"/>
+      <w:sz w:val="20"/>
+      <w:u w:val="none"/>
     </w:rPr>
   </w:style>
   <w:style w:customStyle="1" w:styleId="SectionNumber" w:type="character">
@@ -10179,6 +10283,12 @@
     <w:name w:val="Footnote Reference"/>
     <w:basedOn w:val="BodyTextChar"/>
     <w:rPr>
+      <w:rFonts w:ascii="Times New Roman" w:cs="Times New Roman" w:eastAsia="Times New Roman" w:hAnsi="Times New Roman"/>
+      <w:b w:val="0"/>
+      <w:i w:val="0"/>
+      <w:color w:val="000000"/>
+      <w:sz w:val="24"/>
+      <w:u w:val="none"/>
       <w:vertAlign w:val="superscript"/>
     </w:rPr>
   </w:style>
@@ -10186,7 +10296,12 @@
     <w:name w:val="Hyperlink"/>
     <w:basedOn w:val="BodyTextChar"/>
     <w:rPr>
-      <w:color w:themeColor="accent1" w:val="4F81BD"/>
+      <w:rFonts w:ascii="Times New Roman" w:cs="Times New Roman" w:eastAsia="Times New Roman" w:hAnsi="Times New Roman"/>
+      <w:b w:val="0"/>
+      <w:i w:val="0"/>
+      <w:color w:val="000000"/>
+      <w:sz w:val="24"/>
+      <w:u w:val="none"/>
     </w:rPr>
   </w:style>
   <w:style w:styleId="TOCHeading" w:type="paragraph">
@@ -10197,14 +10312,56 @@
     <w:unhideWhenUsed/>
     <w:qFormat/>
     <w:pPr>
-      <w:spacing w:before="240" w:line="259" w:lineRule="auto"/>
+      <w:keepNext w:val="0"/>
+      <w:widowControl/>
+      <w:spacing w:after="120" w:before="240" w:line="240" w:lineRule="auto"/>
+      <w:ind w:firstLine="0" w:left="0" w:right="0"/>
+      <w:jc w:val="left"/>
       <w:outlineLvl w:val="9"/>
     </w:pPr>
     <w:rPr>
-      <w:rFonts w:asciiTheme="majorHAnsi" w:cstheme="majorBidi" w:eastAsiaTheme="majorEastAsia" w:hAnsiTheme="majorHAnsi"/>
+      <w:rFonts w:ascii="Times New Roman" w:cs="Times New Roman" w:eastAsia="Times New Roman" w:hAnsi="Times New Roman"/>
+      <w:b/>
+      <w:bCs w:val="0"/>
+      <w:i w:val="0"/>
+      <w:color w:val="000000"/>
+      <w:sz w:val="24"/>
+    </w:rPr>
+  </w:style>
+  <w:style w:customStyle="1" w:styleId="TableNote" w:type="paragraph">
+    <w:name w:val="Table Note"/>
+    <w:basedOn w:val="Normal"/>
+    <w:pPr>
+      <w:keepNext w:val="0"/>
+      <w:widowControl/>
+      <w:spacing w:after="80" w:before="0" w:line="240" w:lineRule="auto"/>
+      <w:ind w:firstLine="0" w:left="0" w:right="0"/>
+      <w:jc w:val="left"/>
+    </w:pPr>
+    <w:rPr>
+      <w:rFonts w:ascii="Times New Roman" w:cs="Times New Roman" w:eastAsia="Times New Roman" w:hAnsi="Times New Roman"/>
       <w:b w:val="0"/>
-      <w:bCs w:val="0"/>
-      <w:color w:themeColor="accent1" w:themeShade="BF" w:val="365F91"/>
+      <w:i w:val="0"/>
+      <w:color w:val="000000"/>
+      <w:sz w:val="20"/>
+    </w:rPr>
+  </w:style>
+  <w:style w:customStyle="1" w:styleId="FigureNote" w:type="paragraph">
+    <w:name w:val="Figure Note"/>
+    <w:basedOn w:val="Normal"/>
+    <w:pPr>
+      <w:keepNext w:val="0"/>
+      <w:widowControl/>
+      <w:spacing w:after="80" w:before="0" w:line="240" w:lineRule="auto"/>
+      <w:ind w:firstLine="0" w:left="0" w:right="0"/>
+      <w:jc w:val="left"/>
+    </w:pPr>
+    <w:rPr>
+      <w:rFonts w:ascii="Times New Roman" w:cs="Times New Roman" w:eastAsia="Times New Roman" w:hAnsi="Times New Roman"/>
+      <w:b w:val="0"/>
+      <w:i w:val="0"/>
+      <w:color w:val="000000"/>
+      <w:sz w:val="20"/>
     </w:rPr>
   </w:style>
   <w:style w:type="paragraph" w:customStyle="1" w:styleId="SourceCode">
@@ -10455,44 +10612,44 @@
         <a:sysClr val="window" lastClr="FFFFFF"/>
       </a:lt1>
       <a:dk2>
-        <a:srgbClr val="0E2841"/>
+        <a:srgbClr val="1F497D"/>
       </a:dk2>
       <a:lt2>
-        <a:srgbClr val="E8E8E8"/>
+        <a:srgbClr val="EEECE1"/>
       </a:lt2>
       <a:accent1>
-        <a:srgbClr val="156082"/>
+        <a:srgbClr val="4F81BD"/>
       </a:accent1>
       <a:accent2>
-        <a:srgbClr val="E97132"/>
+        <a:srgbClr val="C0504D"/>
       </a:accent2>
       <a:accent3>
-        <a:srgbClr val="196B24"/>
+        <a:srgbClr val="9BBB59"/>
       </a:accent3>
       <a:accent4>
-        <a:srgbClr val="0F9ED5"/>
+        <a:srgbClr val="8064A2"/>
       </a:accent4>
       <a:accent5>
-        <a:srgbClr val="A02B93"/>
+        <a:srgbClr val="4BACC6"/>
       </a:accent5>
       <a:accent6>
-        <a:srgbClr val="4EA72E"/>
+        <a:srgbClr val="F79646"/>
       </a:accent6>
       <a:hlink>
-        <a:srgbClr val="467886"/>
+        <a:srgbClr val="0000FF"/>
       </a:hlink>
       <a:folHlink>
-        <a:srgbClr val="96607D"/>
+        <a:srgbClr val="800080"/>
       </a:folHlink>
     </a:clrScheme>
     <a:fontScheme name="Office">
       <a:majorFont>
-        <a:latin typeface="Aptos Display" panose="02110004020202020204"/>
+        <a:latin typeface="Times New Roman"/>
         <a:ea typeface=""/>
         <a:cs typeface=""/>
-        <a:font script="Jpan" typeface="游ゴシック Light"/>
+        <a:font script="Jpan" typeface="ＭＳ ゴシック"/>
         <a:font script="Hang" typeface="맑은 고딕"/>
-        <a:font script="Hans" typeface="等线 Light"/>
+        <a:font script="Hans" typeface="宋体"/>
         <a:font script="Hant" typeface="新細明體"/>
         <a:font script="Arab" typeface="Times New Roman"/>
         <a:font script="Hebr" typeface="Times New Roman"/>
@@ -10519,32 +10676,14 @@
         <a:font script="Mong" typeface="Mongolian Baiti"/>
         <a:font script="Viet" typeface="Times New Roman"/>
         <a:font script="Uigh" typeface="Microsoft Uighur"/>
-        <a:font script="Geor" typeface="Sylfaen"/>
-        <a:font script="Armn" typeface="Arial"/>
-        <a:font script="Bugi" typeface="Leelawadee UI"/>
-        <a:font script="Bopo" typeface="Microsoft JhengHei"/>
-        <a:font script="Java" typeface="Javanese Text"/>
-        <a:font script="Lisu" typeface="Segoe UI"/>
-        <a:font script="Mymr" typeface="Myanmar Text"/>
-        <a:font script="Nkoo" typeface="Ebrima"/>
-        <a:font script="Olck" typeface="Nirmala UI"/>
-        <a:font script="Osma" typeface="Ebrima"/>
-        <a:font script="Phag" typeface="Phagspa"/>
-        <a:font script="Syrn" typeface="Estrangelo Edessa"/>
-        <a:font script="Syrj" typeface="Estrangelo Edessa"/>
-        <a:font script="Syre" typeface="Estrangelo Edessa"/>
-        <a:font script="Sora" typeface="Nirmala UI"/>
-        <a:font script="Tale" typeface="Microsoft Tai Le"/>
-        <a:font script="Talu" typeface="Microsoft New Tai Lue"/>
-        <a:font script="Tfng" typeface="Ebrima"/>
       </a:majorFont>
       <a:minorFont>
-        <a:latin typeface="Aptos" panose="02110004020202020204"/>
+        <a:latin typeface="Times New Roman"/>
         <a:ea typeface=""/>
         <a:cs typeface=""/>
-        <a:font script="Jpan" typeface="游明朝"/>
+        <a:font script="Jpan" typeface="ＭＳ 明朝"/>
         <a:font script="Hang" typeface="맑은 고딕"/>
-        <a:font script="Hans" typeface="等线"/>
+        <a:font script="Hans" typeface="宋体"/>
         <a:font script="Hant" typeface="新細明體"/>
         <a:font script="Arab" typeface="Arial"/>
         <a:font script="Hebr" typeface="Arial"/>
@@ -10571,24 +10710,6 @@
         <a:font script="Mong" typeface="Mongolian Baiti"/>
         <a:font script="Viet" typeface="Arial"/>
         <a:font script="Uigh" typeface="Microsoft Uighur"/>
-        <a:font script="Geor" typeface="Sylfaen"/>
-        <a:font script="Armn" typeface="Arial"/>
-        <a:font script="Bugi" typeface="Leelawadee UI"/>
-        <a:font script="Bopo" typeface="Microsoft JhengHei"/>
-        <a:font script="Java" typeface="Javanese Text"/>
-        <a:font script="Lisu" typeface="Segoe UI"/>
-        <a:font script="Mymr" typeface="Myanmar Text"/>
-        <a:font script="Nkoo" typeface="Ebrima"/>
-        <a:font script="Olck" typeface="Nirmala UI"/>
-        <a:font script="Osma" typeface="Ebrima"/>
-        <a:font script="Phag" typeface="Phagspa"/>
-        <a:font script="Syrn" typeface="Estrangelo Edessa"/>
-        <a:font script="Syrj" typeface="Estrangelo Edessa"/>
-        <a:font script="Syre" typeface="Estrangelo Edessa"/>
-        <a:font script="Sora" typeface="Nirmala UI"/>
-        <a:font script="Tale" typeface="Microsoft Tai Le"/>
-        <a:font script="Talu" typeface="Microsoft New Tai Lue"/>
-        <a:font script="Tfng" typeface="Ebrima"/>
       </a:minorFont>
     </a:fontScheme>
     <a:fmtScheme name="Office">
@@ -10600,141 +10721,200 @@
           <a:gsLst>
             <a:gs pos="0">
               <a:schemeClr val="phClr">
-                <a:lumMod val="110000"/>
-                <a:satMod val="105000"/>
-                <a:tint val="67000"/>
+                <a:tint val="50000"/>
+                <a:satMod val="300000"/>
               </a:schemeClr>
             </a:gs>
-            <a:gs pos="50000">
+            <a:gs pos="35000">
               <a:schemeClr val="phClr">
-                <a:lumMod val="105000"/>
-                <a:satMod val="103000"/>
-                <a:tint val="73000"/>
+                <a:tint val="37000"/>
+                <a:satMod val="300000"/>
               </a:schemeClr>
             </a:gs>
             <a:gs pos="100000">
               <a:schemeClr val="phClr">
-                <a:lumMod val="105000"/>
-                <a:satMod val="109000"/>
-                <a:tint val="81000"/>
+                <a:tint val="15000"/>
+                <a:satMod val="350000"/>
               </a:schemeClr>
             </a:gs>
           </a:gsLst>
-          <a:lin ang="5400000" scaled="0"/>
+          <a:lin ang="16200000" scaled="1"/>
         </a:gradFill>
         <a:gradFill rotWithShape="1">
           <a:gsLst>
             <a:gs pos="0">
               <a:schemeClr val="phClr">
-                <a:satMod val="103000"/>
-                <a:lumMod val="102000"/>
-                <a:tint val="94000"/>
-              </a:schemeClr>
-            </a:gs>
-            <a:gs pos="50000">
-              <a:schemeClr val="phClr">
-                <a:satMod val="110000"/>
-                <a:lumMod val="100000"/>
+                <a:tint val="100000"/>
                 <a:shade val="100000"/>
+                <a:satMod val="130000"/>
               </a:schemeClr>
             </a:gs>
             <a:gs pos="100000">
               <a:schemeClr val="phClr">
-                <a:lumMod val="99000"/>
-                <a:satMod val="120000"/>
-                <a:shade val="78000"/>
+                <a:tint val="50000"/>
+                <a:shade val="100000"/>
+                <a:satMod val="350000"/>
               </a:schemeClr>
             </a:gs>
           </a:gsLst>
-          <a:lin ang="5400000" scaled="0"/>
+          <a:lin ang="16200000" scaled="0"/>
         </a:gradFill>
       </a:fillStyleLst>
       <a:lnStyleLst>
-        <a:ln w="6350" cap="flat" cmpd="sng" algn="ctr">
+        <a:ln w="9525" cap="flat" cmpd="sng" algn="ctr">
+          <a:solidFill>
+            <a:schemeClr val="phClr">
+              <a:shade val="95000"/>
+              <a:satMod val="105000"/>
+            </a:schemeClr>
+          </a:solidFill>
+          <a:prstDash val="solid"/>
+        </a:ln>
+        <a:ln w="25400" cap="flat" cmpd="sng" algn="ctr">
           <a:solidFill>
             <a:schemeClr val="phClr"/>
           </a:solidFill>
           <a:prstDash val="solid"/>
-          <a:miter lim="800000"/>
         </a:ln>
-        <a:ln w="12700" cap="flat" cmpd="sng" algn="ctr">
+        <a:ln w="38100" cap="flat" cmpd="sng" algn="ctr">
           <a:solidFill>
             <a:schemeClr val="phClr"/>
           </a:solidFill>
           <a:prstDash val="solid"/>
-          <a:miter lim="800000"/>
-        </a:ln>
-        <a:ln w="19050" cap="flat" cmpd="sng" algn="ctr">
-          <a:solidFill>
-            <a:schemeClr val="phClr"/>
-          </a:solidFill>
-          <a:prstDash val="solid"/>
-          <a:miter lim="800000"/>
         </a:ln>
       </a:lnStyleLst>
       <a:effectStyleLst>
         <a:effectStyle>
-          <a:effectLst/>
-        </a:effectStyle>
-        <a:effectStyle>
-          <a:effectLst/>
+          <a:effectLst>
+            <a:outerShdw blurRad="40000" dist="20000" dir="5400000" rotWithShape="0">
+              <a:srgbClr val="000000">
+                <a:alpha val="38000"/>
+              </a:srgbClr>
+            </a:outerShdw>
+          </a:effectLst>
         </a:effectStyle>
         <a:effectStyle>
           <a:effectLst>
-            <a:outerShdw blurRad="57150" dist="19050" dir="5400000" algn="ctr" rotWithShape="0">
+            <a:outerShdw blurRad="40000" dist="23000" dir="5400000" rotWithShape="0">
               <a:srgbClr val="000000">
-                <a:alpha val="63000"/>
+                <a:alpha val="35000"/>
               </a:srgbClr>
             </a:outerShdw>
           </a:effectLst>
+        </a:effectStyle>
+        <a:effectStyle>
+          <a:effectLst>
+            <a:outerShdw blurRad="40000" dist="23000" dir="5400000" rotWithShape="0">
+              <a:srgbClr val="000000">
+                <a:alpha val="35000"/>
+              </a:srgbClr>
+            </a:outerShdw>
+          </a:effectLst>
+          <a:scene3d>
+            <a:camera prst="orthographicFront">
+              <a:rot lat="0" lon="0" rev="0"/>
+            </a:camera>
+            <a:lightRig rig="threePt" dir="t">
+              <a:rot lat="0" lon="0" rev="1200000"/>
+            </a:lightRig>
+          </a:scene3d>
+          <a:sp3d>
+            <a:bevelT w="63500" h="25400"/>
+          </a:sp3d>
         </a:effectStyle>
       </a:effectStyleLst>
       <a:bgFillStyleLst>
         <a:solidFill>
           <a:schemeClr val="phClr"/>
         </a:solidFill>
-        <a:solidFill>
-          <a:schemeClr val="phClr">
-            <a:tint val="95000"/>
-            <a:satMod val="170000"/>
-          </a:schemeClr>
-        </a:solidFill>
         <a:gradFill rotWithShape="1">
           <a:gsLst>
             <a:gs pos="0">
               <a:schemeClr val="phClr">
-                <a:tint val="93000"/>
-                <a:satMod val="150000"/>
-                <a:shade val="98000"/>
-                <a:lumMod val="102000"/>
+                <a:tint val="40000"/>
+                <a:satMod val="350000"/>
               </a:schemeClr>
             </a:gs>
-            <a:gs pos="50000">
+            <a:gs pos="40000">
               <a:schemeClr val="phClr">
-                <a:tint val="98000"/>
-                <a:satMod val="130000"/>
-                <a:shade val="90000"/>
-                <a:lumMod val="103000"/>
+                <a:tint val="45000"/>
+                <a:shade val="99000"/>
+                <a:satMod val="350000"/>
               </a:schemeClr>
             </a:gs>
             <a:gs pos="100000">
               <a:schemeClr val="phClr">
-                <a:shade val="63000"/>
-                <a:satMod val="120000"/>
+                <a:shade val="20000"/>
+                <a:satMod val="255000"/>
               </a:schemeClr>
             </a:gs>
           </a:gsLst>
-          <a:lin ang="5400000" scaled="0"/>
+          <a:path path="circle">
+            <a:fillToRect l="50000" t="-80000" r="50000" b="180000"/>
+          </a:path>
+        </a:gradFill>
+        <a:gradFill rotWithShape="1">
+          <a:gsLst>
+            <a:gs pos="0">
+              <a:schemeClr val="phClr">
+                <a:tint val="80000"/>
+                <a:satMod val="300000"/>
+              </a:schemeClr>
+            </a:gs>
+            <a:gs pos="100000">
+              <a:schemeClr val="phClr">
+                <a:shade val="30000"/>
+                <a:satMod val="200000"/>
+              </a:schemeClr>
+            </a:gs>
+          </a:gsLst>
+          <a:path path="circle">
+            <a:fillToRect l="50000" t="50000" r="50000" b="50000"/>
+          </a:path>
         </a:gradFill>
       </a:bgFillStyleLst>
     </a:fmtScheme>
   </a:themeElements>
-  <a:objectDefaults/>
+  <a:objectDefaults>
+    <a:spDef>
+      <a:spPr/>
+      <a:bodyPr/>
+      <a:lstStyle/>
+      <a:style>
+        <a:lnRef idx="1">
+          <a:schemeClr val="accent1"/>
+        </a:lnRef>
+        <a:fillRef idx="3">
+          <a:schemeClr val="accent1"/>
+        </a:fillRef>
+        <a:effectRef idx="2">
+          <a:schemeClr val="accent1"/>
+        </a:effectRef>
+        <a:fontRef idx="minor">
+          <a:schemeClr val="lt1"/>
+        </a:fontRef>
+      </a:style>
+    </a:spDef>
+    <a:lnDef>
+      <a:spPr/>
+      <a:bodyPr/>
+      <a:lstStyle/>
+      <a:style>
+        <a:lnRef idx="2">
+          <a:schemeClr val="accent1"/>
+        </a:lnRef>
+        <a:fillRef idx="0">
+          <a:schemeClr val="accent1"/>
+        </a:fillRef>
+        <a:effectRef idx="1">
+          <a:schemeClr val="accent1"/>
+        </a:effectRef>
+        <a:fontRef idx="minor">
+          <a:schemeClr val="tx1"/>
+        </a:fontRef>
+      </a:style>
+    </a:lnDef>
+  </a:objectDefaults>
   <a:extraClrSchemeLst/>
-  <a:extLst>
-    <a:ext uri="{05A4C25C-085E-4340-85A3-A5531E510DB2}">
-      <thm15:themeFamily xmlns:thm15="http://schemas.microsoft.com/office/thememl/2012/main" name="Office Theme" id="{2E142A2C-CD16-42D6-873A-C26D2A0506FA}" vid="{1BDDFF52-6CD6-40A5-AB3C-68EB2F1E4D0A}"/>
-    </a:ext>
-  </a:extLst>
 </a:theme>
 </file>
--- a/paper/manuscript.docx
+++ b/paper/manuscript.docx
@@ -2469,24 +2469,6 @@
       </w:r>
       <w:r>
         <w:t xml:space="preserve">All data are public. The replication package (download scripts, raw files with a source log, estimation code, tests and a decision log recording when each specification was fixed) reproduces every number, table and figure with one command.</w:t>
-      </w:r>
-    </w:p>
-    <w:p>
-      <w:pPr>
-        <w:pStyle w:val="BodyText"/>
-      </w:pPr>
-      <w:r>
-        <w:rPr>
-          <w:b/>
-          <w:bCs/>
-        </w:rPr>
-        <w:t xml:space="preserve">Use of AI tools.</w:t>
-      </w:r>
-      <w:r>
-        <w:t xml:space="preserve"> </w:t>
-      </w:r>
-      <w:r>
-        <w:t xml:space="preserve">[To be completed by the author in line with the journal’s policy: describe how AI tools were used in data processing, coding and drafting, and confirm that the author reviewed and takes responsibility for all content.]</w:t>
       </w:r>
     </w:p>
     <w:p>
